--- a/企业AI培训_交付包/初级课程_完整交付包/07_讲师资源/讲师授课指南.docx
+++ b/企业AI培训_交付包/初级课程_完整交付包/07_讲师资源/讲师授课指南.docx
@@ -2,7 +2,7 @@
 <file path=word/document.xml><?xml version="1.0" encoding="utf-8"?>
 <w:document xmlns:w="http://schemas.openxmlformats.org/wordprocessingml/2006/main" xmlns:m="http://schemas.openxmlformats.org/officeDocument/2006/math" xmlns:r="http://schemas.openxmlformats.org/officeDocument/2006/relationships" xmlns:o="urn:schemas-microsoft-com:office:office" xmlns:v="urn:schemas-microsoft-com:vml" xmlns:w10="urn:schemas-microsoft-com:office:word" xmlns:a="http://schemas.openxmlformats.org/drawingml/2006/main" xmlns:pic="http://schemas.openxmlformats.org/drawingml/2006/picture" xmlns:wp="http://schemas.openxmlformats.org/drawingml/2006/wordprocessingDrawing">
   <w:body>
-    <w:bookmarkStart w:id="16" w:name="讲师授课指南初级-通用-ai-基础-人人版-v2.1"/>
+    <w:bookmarkStart w:id="16" w:name="讲师授课指南初级-大模型通识与实战-企业版-v3.0"/>
     <w:p>
       <w:pPr>
         <w:pStyle w:val="Heading1"/>
@@ -20,16 +20,7 @@
         <w:rPr>
           <w:rFonts w:hint="eastAsia"/>
         </w:rPr>
-        <w:t xml:space="preserve">通用</w:t>
-      </w:r>
-      <w:r>
-        <w:t xml:space="preserve"> AI </w:t>
-      </w:r>
-      <w:r>
-        <w:rPr>
-          <w:rFonts w:hint="eastAsia"/>
-        </w:rPr>
-        <w:t xml:space="preserve">基础</w:t>
+        <w:t xml:space="preserve">大模型通识与实战</w:t>
       </w:r>
       <w:r>
         <w:t xml:space="preserve"> · </w:t>
@@ -38,7 +29,7 @@
         <w:rPr>
           <w:rFonts w:hint="eastAsia"/>
         </w:rPr>
-        <w:t xml:space="preserve">人人版</w:t>
+        <w:t xml:space="preserve">企业版</w:t>
       </w:r>
       <w:r>
         <w:t xml:space="preserve"> </w:t>
@@ -47,7 +38,7 @@
         <w:rPr>
           <w:rFonts w:hint="eastAsia"/>
         </w:rPr>
-        <w:t xml:space="preserve">v2.1）</w:t>
+        <w:t xml:space="preserve">v3.0）</w:t>
       </w:r>
     </w:p>
     <w:p>
@@ -58,7 +49,7 @@
         <w:rPr>
           <w:rFonts w:hint="eastAsia"/>
         </w:rPr>
-        <w:t xml:space="preserve">用途：内训师/外部讲师照此交付，保证不同讲师讲出一致质量。面向高校/学校/企业三类群体。</w:t>
+        <w:t xml:space="preserve">用途：内训师/外部讲师照此交付，保证不同讲师讲出一致质量。面向企业五大岗位（行政/业务/技术/市场/管理层）。</w:t>
       </w:r>
       <w:r>
         <w:t xml:space="preserve"> </w:t>
@@ -67,16 +58,7 @@
         <w:rPr>
           <w:rFonts w:hint="eastAsia"/>
         </w:rPr>
-        <w:t xml:space="preserve">配套：PPT1《通用</w:t>
-      </w:r>
-      <w:r>
-        <w:t xml:space="preserve"> AI </w:t>
-      </w:r>
-      <w:r>
-        <w:rPr>
-          <w:rFonts w:hint="eastAsia"/>
-        </w:rPr>
-        <w:t xml:space="preserve">基础</w:t>
+        <w:t xml:space="preserve">配套：PPT1《大模型通识与实战</w:t>
       </w:r>
       <w:r>
         <w:t xml:space="preserve"> · </w:t>
@@ -85,7 +67,20 @@
         <w:rPr>
           <w:rFonts w:hint="eastAsia"/>
         </w:rPr>
-        <w:t xml:space="preserve">初级（人人版）》38</w:t>
+        <w:t xml:space="preserve">企业版》（</w:t>
+      </w:r>
+      <w:r>
+        <w:rPr>
+          <w:rStyle w:val="VerbatimChar"/>
+          <w:rFonts w:hint="eastAsia"/>
+        </w:rPr>
+        <w:t xml:space="preserve">通用基础_PPT1_v3.pptx</w:t>
+      </w:r>
+      <w:r>
+        <w:rPr>
+          <w:rFonts w:hint="eastAsia"/>
+        </w:rPr>
+        <w:t xml:space="preserve">，44</w:t>
       </w:r>
       <w:r>
         <w:t xml:space="preserve"> </w:t>
@@ -103,7 +98,7 @@
         <w:rPr>
           <w:rFonts w:hint="eastAsia"/>
         </w:rPr>
-        <w:t xml:space="preserve">章、授课讲义</w:t>
+        <w:t xml:space="preserve">章）、授课讲义</w:t>
       </w:r>
       <w:r>
         <w:t xml:space="preserve"> </w:t>
@@ -112,7 +107,20 @@
         <w:rPr>
           <w:rFonts w:hint="eastAsia"/>
         </w:rPr>
-        <w:t xml:space="preserve">v2.3（逐字稿）、工具包速查卡、考核题库。</w:t>
+        <w:t xml:space="preserve">v3.0（</w:t>
+      </w:r>
+      <w:r>
+        <w:rPr>
+          <w:rStyle w:val="VerbatimChar"/>
+          <w:rFonts w:hint="eastAsia"/>
+        </w:rPr>
+        <w:t xml:space="preserve">企业版_授课讲义.md</w:t>
+      </w:r>
+      <w:r>
+        <w:rPr>
+          <w:rFonts w:hint="eastAsia"/>
+        </w:rPr>
+        <w:t xml:space="preserve">，逐字稿）、学员工具包速查卡、考核题库。</w:t>
       </w:r>
       <w:r>
         <w:t xml:space="preserve"> </w:t>
@@ -121,7 +129,7 @@
         <w:rPr>
           <w:rFonts w:hint="eastAsia"/>
         </w:rPr>
-        <w:t xml:space="preserve">日期：2026-09-01（v2.3：PPT1</w:t>
+        <w:t xml:space="preserve">日期：2026-09-02（v3.0</w:t>
       </w:r>
       <w:r>
         <w:t xml:space="preserve"> </w:t>
@@ -130,16 +138,88 @@
         <w:rPr>
           <w:rFonts w:hint="eastAsia"/>
         </w:rPr>
-        <w:t xml:space="preserve">安全章扩</w:t>
-      </w:r>
-      <w:r>
-        <w:t xml:space="preserve"> 2 </w:t>
-      </w:r>
-      <w:r>
-        <w:rPr>
-          <w:rFonts w:hint="eastAsia"/>
-        </w:rPr>
-        <w:t xml:space="preserve">页——P35</w:t>
+        <w:t xml:space="preserve">企业版：PPT1</w:t>
+      </w:r>
+      <w:r>
+        <w:t xml:space="preserve"> = 44 </w:t>
+      </w:r>
+      <w:r>
+        <w:rPr>
+          <w:rFonts w:hint="eastAsia"/>
+        </w:rPr>
+        <w:t xml:space="preserve">页，受众企业五岗位化；新增</w:t>
+      </w:r>
+      <w:r>
+        <w:t xml:space="preserve"> 6 </w:t>
+      </w:r>
+      <w:r>
+        <w:rPr>
+          <w:rFonts w:hint="eastAsia"/>
+        </w:rPr>
+        <w:t xml:space="preserve">页</w:t>
+      </w:r>
+      <w:r>
+        <w:t xml:space="preserve"> P15 </w:t>
+      </w:r>
+      <w:r>
+        <w:rPr>
+          <w:rFonts w:hint="eastAsia"/>
+        </w:rPr>
+        <w:t xml:space="preserve">参数五档</w:t>
+      </w:r>
+      <w:r>
+        <w:t xml:space="preserve"> / P16 MoE / P22 </w:t>
+      </w:r>
+      <w:r>
+        <w:rPr>
+          <w:rFonts w:hint="eastAsia"/>
+        </w:rPr>
+        <w:t xml:space="preserve">提示词进阶</w:t>
+      </w:r>
+      <w:r>
+        <w:t xml:space="preserve"> 4 </w:t>
+      </w:r>
+      <w:r>
+        <w:rPr>
+          <w:rFonts w:hint="eastAsia"/>
+        </w:rPr>
+        <w:t xml:space="preserve">招</w:t>
+      </w:r>
+      <w:r>
+        <w:t xml:space="preserve"> / P26 </w:t>
+      </w:r>
+      <w:r>
+        <w:rPr>
+          <w:rFonts w:hint="eastAsia"/>
+        </w:rPr>
+        <w:t xml:space="preserve">国外标杆</w:t>
+      </w:r>
+      <w:r>
+        <w:t xml:space="preserve"> / P27 </w:t>
+      </w:r>
+      <w:r>
+        <w:rPr>
+          <w:rFonts w:hint="eastAsia"/>
+        </w:rPr>
+        <w:t xml:space="preserve">成本</w:t>
+      </w:r>
+      <w:r>
+        <w:t xml:space="preserve"> / P42 </w:t>
+      </w:r>
+      <w:r>
+        <w:rPr>
+          <w:rFonts w:hint="eastAsia"/>
+        </w:rPr>
+        <w:t xml:space="preserve">落地</w:t>
+      </w:r>
+      <w:r>
+        <w:t xml:space="preserve"> 90 </w:t>
+      </w:r>
+      <w:r>
+        <w:rPr>
+          <w:rFonts w:hint="eastAsia"/>
+        </w:rPr>
+        <w:t xml:space="preserve">天，P25</w:t>
       </w:r>
       <w:r>
         <w:t xml:space="preserve"> </w:t>
@@ -148,7 +228,16 @@
         <w:rPr>
           <w:rFonts w:hint="eastAsia"/>
         </w:rPr>
-        <w:t xml:space="preserve">什么数据能喂给</w:t>
+        <w:t xml:space="preserve">升级</w:t>
+      </w:r>
+      <w:r>
+        <w:t xml:space="preserve"> 2026 </w:t>
+      </w:r>
+      <w:r>
+        <w:rPr>
+          <w:rFonts w:hint="eastAsia"/>
+        </w:rPr>
+        <w:t xml:space="preserve">国产五强，数据刷新</w:t>
       </w:r>
       <w:r>
         <w:t xml:space="preserve"> </w:t>
@@ -157,16 +246,7 @@
         <w:rPr>
           <w:rFonts w:hint="eastAsia"/>
         </w:rPr>
-        <w:t xml:space="preserve">AI（绿/黄/红区分级）/</w:t>
-      </w:r>
-      <w:r>
-        <w:t xml:space="preserve"> P36 AI </w:t>
-      </w:r>
-      <w:r>
-        <w:rPr>
-          <w:rFonts w:hint="eastAsia"/>
-        </w:rPr>
-        <w:t xml:space="preserve">惹了祸：应对三步（停/报/查），36→38</w:t>
+        <w:t xml:space="preserve">2026-09）</w:t>
       </w:r>
       <w:r>
         <w:t xml:space="preserve"> </w:t>
@@ -175,25 +255,7 @@
         <w:rPr>
           <w:rFonts w:hint="eastAsia"/>
         </w:rPr>
-        <w:t xml:space="preserve">页；讲义</w:t>
-      </w:r>
-      <w:r>
-        <w:t xml:space="preserve"> v2.3 </w:t>
-      </w:r>
-      <w:r>
-        <w:rPr>
-          <w:rFonts w:hint="eastAsia"/>
-        </w:rPr>
-        <w:t xml:space="preserve">配</w:t>
-      </w:r>
-      <w:r>
-        <w:t xml:space="preserve"> 2 </w:t>
-      </w:r>
-      <w:r>
-        <w:rPr>
-          <w:rFonts w:hint="eastAsia"/>
-        </w:rPr>
-        <w:t xml:space="preserve">页逐字稿，本页码引用全部同步）</w:t>
+        <w:t xml:space="preserve">上一版：人人版</w:t>
       </w:r>
       <w:r>
         <w:t xml:space="preserve"> </w:t>
@@ -202,7 +264,7 @@
         <w:rPr>
           <w:rFonts w:hint="eastAsia"/>
         </w:rPr>
-        <w:t xml:space="preserve">上一版</w:t>
+        <w:t xml:space="preserve">v2.3（38</w:t>
       </w:r>
       <w:r>
         <w:t xml:space="preserve"> </w:t>
@@ -211,70 +273,26 @@
         <w:rPr>
           <w:rFonts w:hint="eastAsia"/>
         </w:rPr>
-        <w:t xml:space="preserve">2026-09-01（v2.2：PPT1「02</w:t>
-      </w:r>
-      <w:r>
-        <w:t xml:space="preserve"> AI </w:t>
-      </w:r>
-      <w:r>
-        <w:rPr>
-          <w:rFonts w:hint="eastAsia"/>
-        </w:rPr>
-        <w:t xml:space="preserve">是什么」开篇扩</w:t>
-      </w:r>
-      <w:r>
-        <w:t xml:space="preserve"> 3 </w:t>
-      </w:r>
-      <w:r>
-        <w:rPr>
-          <w:rFonts w:hint="eastAsia"/>
-        </w:rPr>
-        <w:t xml:space="preserve">页——P6</w:t>
+        <w:t xml:space="preserve">页，高校/学校/企业三类群体）已于</w:t>
+      </w:r>
+      <w:r>
+        <w:t xml:space="preserve"> 2026-09-02 </w:t>
+      </w:r>
+      <w:r>
+        <w:rPr>
+          <w:rFonts w:hint="eastAsia"/>
+        </w:rPr>
+        <w:t xml:space="preserve">删除；制造/行业客户加开见</w:t>
       </w:r>
       <w:r>
         <w:t xml:space="preserve"> </w:t>
       </w:r>
       <w:r>
         <w:rPr>
-          <w:rFonts w:hint="eastAsia"/>
-        </w:rPr>
-        <w:t xml:space="preserve">一句话说清</w:t>
-      </w:r>
-      <w:r>
-        <w:t xml:space="preserve"> AI </w:t>
-      </w:r>
-      <w:r>
-        <w:rPr>
-          <w:rFonts w:hint="eastAsia"/>
-        </w:rPr>
-        <w:t xml:space="preserve">是什么</w:t>
-      </w:r>
-      <w:r>
-        <w:t xml:space="preserve"> / P7 AI </w:t>
-      </w:r>
-      <w:r>
-        <w:rPr>
-          <w:rFonts w:hint="eastAsia"/>
-        </w:rPr>
-        <w:t xml:space="preserve">的</w:t>
-      </w:r>
-      <w:r>
-        <w:t xml:space="preserve"> 70 </w:t>
-      </w:r>
-      <w:r>
-        <w:rPr>
-          <w:rFonts w:hint="eastAsia"/>
-        </w:rPr>
-        <w:t xml:space="preserve">年</w:t>
-      </w:r>
-      <w:r>
-        <w:t xml:space="preserve"> / P8 AI </w:t>
-      </w:r>
-      <w:r>
-        <w:rPr>
-          <w:rFonts w:hint="eastAsia"/>
-        </w:rPr>
-        <w:t xml:space="preserve">能干的三件事，33→36</w:t>
+          <w:rStyle w:val="VerbatimChar"/>
+          <w:rFonts w:hint="eastAsia"/>
+        </w:rPr>
+        <w:t xml:space="preserve">行业案例包_制造业/</w:t>
       </w:r>
       <w:r>
         <w:t xml:space="preserve"> </w:t>
@@ -283,133 +301,20 @@
         <w:rPr>
           <w:rFonts w:hint="eastAsia"/>
         </w:rPr>
-        <w:t xml:space="preserve">页；讲义</w:t>
-      </w:r>
-      <w:r>
-        <w:t xml:space="preserve"> v2.2 </w:t>
-      </w:r>
-      <w:r>
-        <w:rPr>
-          <w:rFonts w:hint="eastAsia"/>
-        </w:rPr>
-        <w:t xml:space="preserve">配</w:t>
-      </w:r>
-      <w:r>
-        <w:t xml:space="preserve"> 3 </w:t>
-      </w:r>
-      <w:r>
-        <w:rPr>
-          <w:rFonts w:hint="eastAsia"/>
-        </w:rPr>
-        <w:t xml:space="preserve">页逐字稿，本页码引用全部同步）</w:t>
+        <w:t xml:space="preserve">与</w:t>
       </w:r>
       <w:r>
         <w:t xml:space="preserve"> </w:t>
       </w:r>
       <w:r>
         <w:rPr>
-          <w:rFonts w:hint="eastAsia"/>
-        </w:rPr>
-        <w:t xml:space="preserve">上一版</w:t>
-      </w:r>
-      <w:r>
-        <w:t xml:space="preserve"> </w:t>
-      </w:r>
-      <w:r>
-        <w:rPr>
-          <w:rFonts w:hint="eastAsia"/>
-        </w:rPr>
-        <w:t xml:space="preserve">2026-08-27（v2.1：PPT1</w:t>
-      </w:r>
-      <w:r>
-        <w:t xml:space="preserve"> </w:t>
-      </w:r>
-      <w:r>
-        <w:rPr>
-          <w:rFonts w:hint="eastAsia"/>
-        </w:rPr>
-        <w:t xml:space="preserve">补齐</w:t>
-      </w:r>
-      <w:r>
-        <w:t xml:space="preserve"> 5 </w:t>
-      </w:r>
-      <w:r>
-        <w:rPr>
-          <w:rFonts w:hint="eastAsia"/>
-        </w:rPr>
-        <w:t xml:space="preserve">处断层扩至</w:t>
-      </w:r>
-      <w:r>
-        <w:t xml:space="preserve"> 33 </w:t>
-      </w:r>
-      <w:r>
-        <w:rPr>
-          <w:rFonts w:hint="eastAsia"/>
-        </w:rPr>
-        <w:t xml:space="preserve">页——新增</w:t>
-      </w:r>
-      <w:r>
-        <w:t xml:space="preserve"> P10 </w:t>
-      </w:r>
-      <w:r>
-        <w:rPr>
-          <w:rFonts w:hint="eastAsia"/>
-        </w:rPr>
-        <w:t xml:space="preserve">AI≠搜索引擎、P12</w:t>
-      </w:r>
-      <w:r>
-        <w:t xml:space="preserve"> </w:t>
-      </w:r>
-      <w:r>
-        <w:rPr>
-          <w:rFonts w:hint="eastAsia"/>
-        </w:rPr>
-        <w:t xml:space="preserve">多模态、P16</w:t>
-      </w:r>
-      <w:r>
-        <w:t xml:space="preserve"> </w:t>
-      </w:r>
-      <w:r>
-        <w:rPr>
-          <w:rFonts w:hint="eastAsia"/>
-        </w:rPr>
-        <w:t xml:space="preserve">迭代+进阶技巧、P19</w:t>
-      </w:r>
-      <w:r>
-        <w:t xml:space="preserve"> </w:t>
-      </w:r>
-      <w:r>
-        <w:rPr>
-          <w:rFonts w:hint="eastAsia"/>
-        </w:rPr>
-        <w:t xml:space="preserve">大模型速览、P24</w:t>
-      </w:r>
-      <w:r>
-        <w:t xml:space="preserve"> AI </w:t>
-      </w:r>
-      <w:r>
-        <w:rPr>
-          <w:rFonts w:hint="eastAsia"/>
-        </w:rPr>
-        <w:t xml:space="preserve">创作；章节总时长不变，新内容在章内消化，A</w:t>
-      </w:r>
-      <w:r>
-        <w:t xml:space="preserve"> </w:t>
-      </w:r>
-      <w:r>
-        <w:rPr>
-          <w:rFonts w:hint="eastAsia"/>
-        </w:rPr>
-        <w:t xml:space="preserve">档讲座版只多占约</w:t>
-      </w:r>
-      <w:r>
-        <w:t xml:space="preserve"> 5 </w:t>
-      </w:r>
-      <w:r>
-        <w:rPr>
-          <w:rFonts w:hint="eastAsia"/>
-        </w:rPr>
-        <w:t xml:space="preserve">分钟）</w:t>
+          <w:rStyle w:val="VerbatimChar"/>
+          <w:rFonts w:hint="eastAsia"/>
+        </w:rPr>
+        <w:t xml:space="preserve">初级课程_完整交付包_制造业/</w:t>
+      </w:r>
+      <w:r>
+        <w:t xml:space="preserve">。</w:t>
       </w:r>
     </w:p>
     <w:p>
@@ -568,7 +473,25 @@
               <w:rPr>
                 <w:rFonts w:hint="eastAsia"/>
               </w:rPr>
-              <w:t xml:space="preserve">分钟（只讲比喻+AI≠搜索引擎+幻觉），第</w:t>
+              <w:t xml:space="preserve">分钟（只讲比喻+AI≠搜索引擎+幻觉；参数/MoE</w:t>
+            </w:r>
+            <w:r>
+              <w:t xml:space="preserve"> </w:t>
+            </w:r>
+            <w:r>
+              <w:rPr>
+                <w:rFonts w:hint="eastAsia"/>
+              </w:rPr>
+              <w:t xml:space="preserve">各</w:t>
+            </w:r>
+            <w:r>
+              <w:t xml:space="preserve"> 1 </w:t>
+            </w:r>
+            <w:r>
+              <w:rPr>
+                <w:rFonts w:hint="eastAsia"/>
+              </w:rPr>
+              <w:t xml:space="preserve">分钟带过），第</w:t>
             </w:r>
             <w:r>
               <w:t xml:space="preserve"> 4 </w:t>
@@ -604,7 +527,7 @@
               <w:rPr>
                 <w:rFonts w:hint="eastAsia"/>
               </w:rPr>
-              <w:t xml:space="preserve">分钟（模型速览</w:t>
+              <w:t xml:space="preserve">分钟（国产五强</w:t>
             </w:r>
             <w:r>
               <w:t xml:space="preserve"> 5 </w:t>
@@ -690,7 +613,25 @@
               <w:rPr>
                 <w:rFonts w:hint="eastAsia"/>
               </w:rPr>
-              <w:t xml:space="preserve">高校课堂/教职工大会/大型宣讲</w:t>
+              <w:t xml:space="preserve">高管宣讲</w:t>
+            </w:r>
+            <w:r>
+              <w:t xml:space="preserve"> / </w:t>
+            </w:r>
+            <w:r>
+              <w:rPr>
+                <w:rFonts w:hint="eastAsia"/>
+              </w:rPr>
+              <w:t xml:space="preserve">全员大会</w:t>
+            </w:r>
+            <w:r>
+              <w:t xml:space="preserve"> / </w:t>
+            </w:r>
+            <w:r>
+              <w:rPr>
+                <w:rFonts w:hint="eastAsia"/>
+              </w:rPr>
+              <w:t xml:space="preserve">跨部门通识</w:t>
             </w:r>
           </w:p>
         </w:tc>
@@ -802,7 +743,16 @@
               <w:rPr>
                 <w:rFonts w:hint="eastAsia"/>
               </w:rPr>
-              <w:t xml:space="preserve">学校教师培训、企业小团体</w:t>
+              <w:t xml:space="preserve">企业小团体</w:t>
+            </w:r>
+            <w:r>
+              <w:t xml:space="preserve"> / </w:t>
+            </w:r>
+            <w:r>
+              <w:rPr>
+                <w:rFonts w:hint="eastAsia"/>
+              </w:rPr>
+              <w:t xml:space="preserve">部门级培训</w:t>
             </w:r>
           </w:p>
         </w:tc>
@@ -873,7 +823,7 @@
               <w:rPr>
                 <w:rFonts w:hint="eastAsia"/>
               </w:rPr>
-              <w:t xml:space="preserve">个真实任务</w:t>
+              <w:t xml:space="preserve">个岗位真实任务</w:t>
             </w:r>
             <w:r>
               <w:t xml:space="preserve"> + </w:t>
@@ -894,6 +844,15 @@
               <w:t xml:space="preserve">分钟</w:t>
             </w:r>
             <w:r>
+              <w:t xml:space="preserve"> + 90 </w:t>
+            </w:r>
+            <w:r>
+              <w:rPr>
+                <w:rFonts w:hint="eastAsia"/>
+              </w:rPr>
+              <w:t xml:space="preserve">天落地规划</w:t>
+            </w:r>
+            <w:r>
               <w:t xml:space="preserve"> + </w:t>
             </w:r>
             <w:r>
@@ -901,15 +860,6 @@
                 <w:rFonts w:hint="eastAsia"/>
               </w:rPr>
               <w:t xml:space="preserve">自查与结业</w:t>
-            </w:r>
-            <w:r>
-              <w:t xml:space="preserve"> 30 </w:t>
-            </w:r>
-            <w:r>
-              <w:rPr>
-                <w:rFonts w:hint="eastAsia"/>
-              </w:rPr>
-              <w:t xml:space="preserve">分钟</w:t>
             </w:r>
           </w:p>
         </w:tc>
@@ -923,7 +873,7 @@
               <w:rPr>
                 <w:rFonts w:hint="eastAsia"/>
               </w:rPr>
-              <w:t xml:space="preserve">企业重产出、高校选修课深入班</w:t>
+              <w:t xml:space="preserve">企业重产出、管理层专场深入班</w:t>
             </w:r>
           </w:p>
         </w:tc>
@@ -972,6 +922,24 @@
         <w:t xml:space="preserve">章</w:t>
       </w:r>
       <w:r>
+        <w:t xml:space="preserve"> 20min → </w:t>
+      </w:r>
+      <w:r>
+        <w:rPr>
+          <w:rFonts w:hint="eastAsia"/>
+        </w:rPr>
+        <w:t xml:space="preserve">第</w:t>
+      </w:r>
+      <w:r>
+        <w:t xml:space="preserve"> 2 </w:t>
+      </w:r>
+      <w:r>
+        <w:rPr>
+          <w:rFonts w:hint="eastAsia"/>
+        </w:rPr>
+        <w:t xml:space="preserve">章</w:t>
+      </w:r>
+      <w:r>
         <w:t xml:space="preserve"> 30min → </w:t>
       </w:r>
       <w:r>
@@ -981,7 +949,7 @@
         <w:t xml:space="preserve">第</w:t>
       </w:r>
       <w:r>
-        <w:t xml:space="preserve"> 2 </w:t>
+        <w:t xml:space="preserve"> 3 </w:t>
       </w:r>
       <w:r>
         <w:rPr>
@@ -990,6 +958,60 @@
         <w:t xml:space="preserve">章</w:t>
       </w:r>
       <w:r>
+        <w:t xml:space="preserve"> 40min → </w:t>
+      </w:r>
+      <w:r>
+        <w:rPr>
+          <w:rFonts w:hint="eastAsia"/>
+        </w:rPr>
+        <w:t xml:space="preserve">第</w:t>
+      </w:r>
+      <w:r>
+        <w:t xml:space="preserve"> 4 </w:t>
+      </w:r>
+      <w:r>
+        <w:rPr>
+          <w:rFonts w:hint="eastAsia"/>
+        </w:rPr>
+        <w:t xml:space="preserve">章</w:t>
+      </w:r>
+      <w:r>
+        <w:t xml:space="preserve"> 40min → </w:t>
+      </w:r>
+      <w:r>
+        <w:rPr>
+          <w:rFonts w:hint="eastAsia"/>
+        </w:rPr>
+        <w:t xml:space="preserve">第</w:t>
+      </w:r>
+      <w:r>
+        <w:t xml:space="preserve"> 5 </w:t>
+      </w:r>
+      <w:r>
+        <w:rPr>
+          <w:rFonts w:hint="eastAsia"/>
+        </w:rPr>
+        <w:t xml:space="preserve">章</w:t>
+      </w:r>
+      <w:r>
+        <w:t xml:space="preserve"> 60min → </w:t>
+      </w:r>
+      <w:r>
+        <w:rPr>
+          <w:rFonts w:hint="eastAsia"/>
+        </w:rPr>
+        <w:t xml:space="preserve">第</w:t>
+      </w:r>
+      <w:r>
+        <w:t xml:space="preserve"> 6 </w:t>
+      </w:r>
+      <w:r>
+        <w:rPr>
+          <w:rFonts w:hint="eastAsia"/>
+        </w:rPr>
+        <w:t xml:space="preserve">章</w:t>
+      </w:r>
+      <w:r>
         <w:t xml:space="preserve"> 30min → </w:t>
       </w:r>
       <w:r>
@@ -999,7 +1021,7 @@
         <w:t xml:space="preserve">第</w:t>
       </w:r>
       <w:r>
-        <w:t xml:space="preserve"> 3 </w:t>
+        <w:t xml:space="preserve"> 7 </w:t>
       </w:r>
       <w:r>
         <w:rPr>
@@ -1014,82 +1036,34 @@
         <w:rPr>
           <w:rFonts w:hint="eastAsia"/>
         </w:rPr>
-        <w:t xml:space="preserve">第</w:t>
-      </w:r>
-      <w:r>
-        <w:t xml:space="preserve"> 4 </w:t>
-      </w:r>
-      <w:r>
-        <w:rPr>
-          <w:rFonts w:hint="eastAsia"/>
-        </w:rPr>
-        <w:t xml:space="preserve">章</w:t>
-      </w:r>
-      <w:r>
-        <w:t xml:space="preserve"> 40min → </w:t>
-      </w:r>
-      <w:r>
-        <w:rPr>
-          <w:rFonts w:hint="eastAsia"/>
-        </w:rPr>
-        <w:t xml:space="preserve">第</w:t>
-      </w:r>
-      <w:r>
-        <w:t xml:space="preserve"> 5 </w:t>
-      </w:r>
-      <w:r>
-        <w:rPr>
-          <w:rFonts w:hint="eastAsia"/>
-        </w:rPr>
-        <w:t xml:space="preserve">章</w:t>
-      </w:r>
-      <w:r>
-        <w:t xml:space="preserve"> 60min → </w:t>
-      </w:r>
-      <w:r>
-        <w:rPr>
-          <w:rFonts w:hint="eastAsia"/>
-        </w:rPr>
-        <w:t xml:space="preserve">第</w:t>
-      </w:r>
-      <w:r>
-        <w:t xml:space="preserve"> 6 </w:t>
-      </w:r>
-      <w:r>
-        <w:rPr>
-          <w:rFonts w:hint="eastAsia"/>
-        </w:rPr>
-        <w:t xml:space="preserve">章</w:t>
-      </w:r>
-      <w:r>
-        <w:t xml:space="preserve"> 30min → </w:t>
-      </w:r>
-      <w:r>
-        <w:rPr>
-          <w:rFonts w:hint="eastAsia"/>
-        </w:rPr>
-        <w:t xml:space="preserve">第</w:t>
-      </w:r>
-      <w:r>
-        <w:t xml:space="preserve"> 7 </w:t>
-      </w:r>
-      <w:r>
-        <w:rPr>
-          <w:rFonts w:hint="eastAsia"/>
-        </w:rPr>
-        <w:t xml:space="preserve">章</w:t>
-      </w:r>
-      <w:r>
-        <w:t xml:space="preserve"> 30min → </w:t>
-      </w:r>
-      <w:r>
-        <w:rPr>
-          <w:rFonts w:hint="eastAsia"/>
-        </w:rPr>
         <w:t xml:space="preserve">自查</w:t>
       </w:r>
       <w:r>
-        <w:t xml:space="preserve"> 15min。</w:t>
+        <w:t xml:space="preserve"> </w:t>
+      </w:r>
+      <w:r>
+        <w:rPr>
+          <w:rFonts w:hint="eastAsia"/>
+        </w:rPr>
+        <w:t xml:space="preserve">15min（含</w:t>
+      </w:r>
+      <w:r>
+        <w:t xml:space="preserve"> P42 </w:t>
+      </w:r>
+      <w:r>
+        <w:rPr>
+          <w:rFonts w:hint="eastAsia"/>
+        </w:rPr>
+        <w:t xml:space="preserve">落地</w:t>
+      </w:r>
+      <w:r>
+        <w:t xml:space="preserve"> 90 </w:t>
+      </w:r>
+      <w:r>
+        <w:rPr>
+          <w:rFonts w:hint="eastAsia"/>
+        </w:rPr>
+        <w:t xml:space="preserve">天）。</w:t>
       </w:r>
     </w:p>
     <w:p>
@@ -1134,7 +1108,7 @@
         <w:rPr>
           <w:rFonts w:hint="eastAsia"/>
         </w:rPr>
-        <w:t xml:space="preserve">，不提中级/高级班——学员的下一步永远是”在自己的岗位上用起来”。</w:t>
+        <w:t xml:space="preserve">（制造/金融/医疗都不点），不提中级/高级班——学员的下一步永远是”在自己的岗位上用起来”。</w:t>
       </w:r>
       <w:r>
         <w:t xml:space="preserve"> </w:t>
@@ -1155,7 +1129,7 @@
         <w:rPr>
           <w:rFonts w:hint="eastAsia"/>
         </w:rPr>
-        <w:t xml:space="preserve">分钟问清”台下主要是哪类人”（高校/学校/企业），按讲义”三类群体适配速查”切示例，脚本主体不用改。</w:t>
+        <w:t xml:space="preserve">分钟摸一下”台下以哪几类岗位为主”，按讲义”企业五岗位适配速查”挑范例（行政/业务/技术/市场/管理层各章都备好了），脚本主体不用改。</w:t>
       </w:r>
       <w:r>
         <w:t xml:space="preserve"> </w:t>
@@ -1337,7 +1311,16 @@
         <w:rPr>
           <w:rFonts w:hint="eastAsia"/>
         </w:rPr>
-        <w:t xml:space="preserve">章，照讲义逐字稿执行）：发一句话任务</w:t>
+        <w:t xml:space="preserve">章</w:t>
+      </w:r>
+      <w:r>
+        <w:t xml:space="preserve"> </w:t>
+      </w:r>
+      <w:r>
+        <w:rPr>
+          <w:rFonts w:hint="eastAsia"/>
+        </w:rPr>
+        <w:t xml:space="preserve">P30，照讲义逐字稿执行）：发一句话任务</w:t>
       </w:r>
       <w:r>
         <w:t xml:space="preserve"> → </w:t>
@@ -1399,6 +1382,56 @@
           <w:b/>
           <w:bCs/>
         </w:rPr>
+        <w:t xml:space="preserve">岗位对号入座</w:t>
+      </w:r>
+      <w:r>
+        <w:rPr>
+          <w:rFonts w:hint="eastAsia"/>
+        </w:rPr>
+        <w:t xml:space="preserve">：第</w:t>
+      </w:r>
+      <w:r>
+        <w:t xml:space="preserve"> 4 </w:t>
+      </w:r>
+      <w:r>
+        <w:rPr>
+          <w:rFonts w:hint="eastAsia"/>
+        </w:rPr>
+        <w:t xml:space="preserve">章五要素范例按五岗位各给</w:t>
+      </w:r>
+      <w:r>
+        <w:t xml:space="preserve"> 1 </w:t>
+      </w:r>
+      <w:r>
+        <w:rPr>
+          <w:rFonts w:hint="eastAsia"/>
+        </w:rPr>
+        <w:t xml:space="preserve">条，让学员抄自己岗位那条；第</w:t>
+      </w:r>
+      <w:r>
+        <w:t xml:space="preserve"> 7 </w:t>
+      </w:r>
+      <w:r>
+        <w:rPr>
+          <w:rFonts w:hint="eastAsia"/>
+        </w:rPr>
+        <w:t xml:space="preserve">章数据分级让学员报自己岗位最敏感的数据</w:t>
+      </w:r>
+    </w:p>
+    <w:p>
+      <w:pPr>
+        <w:pStyle w:val="Compact"/>
+        <w:numPr>
+          <w:ilvl w:val="0"/>
+          <w:numId w:val="1001"/>
+        </w:numPr>
+      </w:pPr>
+      <w:r>
+        <w:rPr>
+          <w:rFonts w:hint="eastAsia"/>
+          <w:b/>
+          <w:bCs/>
+        </w:rPr>
         <w:t xml:space="preserve">收尾</w:t>
       </w:r>
       <w:r>
@@ -1414,7 +1447,34 @@
         <w:rPr>
           <w:rFonts w:hint="eastAsia"/>
         </w:rPr>
-        <w:t xml:space="preserve">条素养自查清单，差哪项课后补</w:t>
+        <w:t xml:space="preserve">条素养自查清单（P43），差哪项课后补；P42</w:t>
+      </w:r>
+      <w:r>
+        <w:t xml:space="preserve"> </w:t>
+      </w:r>
+      <w:r>
+        <w:rPr>
+          <w:rFonts w:hint="eastAsia"/>
+        </w:rPr>
+        <w:t xml:space="preserve">落地</w:t>
+      </w:r>
+      <w:r>
+        <w:t xml:space="preserve"> 90 </w:t>
+      </w:r>
+      <w:r>
+        <w:rPr>
+          <w:rFonts w:hint="eastAsia"/>
+        </w:rPr>
+        <w:t xml:space="preserve">天让每人写</w:t>
+      </w:r>
+      <w:r>
+        <w:t xml:space="preserve"> 1 </w:t>
+      </w:r>
+      <w:r>
+        <w:rPr>
+          <w:rFonts w:hint="eastAsia"/>
+        </w:rPr>
+        <w:t xml:space="preserve">条”回去第一周要做的事”</w:t>
       </w:r>
     </w:p>
     <w:p>
@@ -1660,7 +1720,7 @@
               <w:rPr>
                 <w:rFonts w:hint="eastAsia"/>
               </w:rPr>
-              <w:t xml:space="preserve">“学生/客户信息能给</w:t>
+              <w:t xml:space="preserve">“客户/员工信息能给</w:t>
             </w:r>
             <w:r>
               <w:t xml:space="preserve"> AI </w:t>
@@ -2020,70 +2080,120 @@
         <w:rPr>
           <w:rFonts w:hint="eastAsia"/>
         </w:rPr>
-        <w:t xml:space="preserve">幻灯片（38</w:t>
-      </w:r>
-      <w:r>
-        <w:t xml:space="preserve"> </w:t>
-      </w:r>
-      <w:r>
-        <w:rPr>
-          <w:rFonts w:hint="eastAsia"/>
-        </w:rPr>
-        <w:t xml:space="preserve">页，人人版</w:t>
-      </w:r>
-      <w:r>
-        <w:t xml:space="preserve"> </w:t>
-      </w:r>
-      <w:r>
-        <w:rPr>
-          <w:rFonts w:hint="eastAsia"/>
-        </w:rPr>
-        <w:t xml:space="preserve">v2.3；含开篇</w:t>
-      </w:r>
-      <w:r>
-        <w:t xml:space="preserve"> 3 </w:t>
-      </w:r>
-      <w:r>
-        <w:rPr>
-          <w:rFonts w:hint="eastAsia"/>
-        </w:rPr>
-        <w:t xml:space="preserve">页</w:t>
-      </w:r>
-      <w:r>
-        <w:t xml:space="preserve"> P6/P7/P8 + 5 </w:t>
-      </w:r>
-      <w:r>
-        <w:rPr>
-          <w:rFonts w:hint="eastAsia"/>
-        </w:rPr>
-        <w:t xml:space="preserve">个新增页</w:t>
-      </w:r>
-      <w:r>
-        <w:t xml:space="preserve"> P13/P15/P19/P22/P27 + </w:t>
-      </w:r>
-      <w:r>
-        <w:rPr>
-          <w:rFonts w:hint="eastAsia"/>
-        </w:rPr>
-        <w:t xml:space="preserve">安全</w:t>
-      </w:r>
-      <w:r>
-        <w:t xml:space="preserve"> 2 </w:t>
-      </w:r>
-      <w:r>
-        <w:rPr>
-          <w:rFonts w:hint="eastAsia"/>
-        </w:rPr>
-        <w:t xml:space="preserve">页</w:t>
-      </w:r>
-      <w:r>
-        <w:t xml:space="preserve"> </w:t>
-      </w:r>
-      <w:r>
-        <w:rPr>
-          <w:rFonts w:hint="eastAsia"/>
-        </w:rPr>
-        <w:t xml:space="preserve">P35/P36）</w:t>
+        <w:t xml:space="preserve">幻灯片（</w:t>
+      </w:r>
+      <w:r>
+        <w:rPr>
+          <w:b/>
+          <w:bCs/>
+        </w:rPr>
+        <w:t xml:space="preserve">44 </w:t>
+      </w:r>
+      <w:r>
+        <w:rPr>
+          <w:rFonts w:hint="eastAsia"/>
+          <w:b/>
+          <w:bCs/>
+        </w:rPr>
+        <w:t xml:space="preserve">页，企业版</w:t>
+      </w:r>
+      <w:r>
+        <w:rPr>
+          <w:b/>
+          <w:bCs/>
+        </w:rPr>
+        <w:t xml:space="preserve"> v3.0</w:t>
+      </w:r>
+      <w:r>
+        <w:rPr>
+          <w:rFonts w:hint="eastAsia"/>
+        </w:rPr>
+        <w:t xml:space="preserve">：</w:t>
+      </w:r>
+      <w:r>
+        <w:rPr>
+          <w:rStyle w:val="VerbatimChar"/>
+          <w:rFonts w:hint="eastAsia"/>
+        </w:rPr>
+        <w:t xml:space="preserve">通用基础_PPT1_v3.pptx</w:t>
+      </w:r>
+      <w:r>
+        <w:rPr>
+          <w:rFonts w:hint="eastAsia"/>
+        </w:rPr>
+        <w:t xml:space="preserve">；含</w:t>
+      </w:r>
+      <w:r>
+        <w:t xml:space="preserve"> P15 </w:t>
+      </w:r>
+      <w:r>
+        <w:rPr>
+          <w:rFonts w:hint="eastAsia"/>
+        </w:rPr>
+        <w:t xml:space="preserve">参数五档</w:t>
+      </w:r>
+      <w:r>
+        <w:t xml:space="preserve"> / P16 MoE / P22 </w:t>
+      </w:r>
+      <w:r>
+        <w:rPr>
+          <w:rFonts w:hint="eastAsia"/>
+        </w:rPr>
+        <w:t xml:space="preserve">进阶</w:t>
+      </w:r>
+      <w:r>
+        <w:t xml:space="preserve"> 4 </w:t>
+      </w:r>
+      <w:r>
+        <w:rPr>
+          <w:rFonts w:hint="eastAsia"/>
+        </w:rPr>
+        <w:t xml:space="preserve">招</w:t>
+      </w:r>
+      <w:r>
+        <w:t xml:space="preserve"> / P25 </w:t>
+      </w:r>
+      <w:r>
+        <w:rPr>
+          <w:rFonts w:hint="eastAsia"/>
+        </w:rPr>
+        <w:t xml:space="preserve">国产五强</w:t>
+      </w:r>
+      <w:r>
+        <w:t xml:space="preserve"> / P26 </w:t>
+      </w:r>
+      <w:r>
+        <w:rPr>
+          <w:rFonts w:hint="eastAsia"/>
+        </w:rPr>
+        <w:t xml:space="preserve">国外标杆</w:t>
+      </w:r>
+      <w:r>
+        <w:t xml:space="preserve"> / P27 </w:t>
+      </w:r>
+      <w:r>
+        <w:rPr>
+          <w:rFonts w:hint="eastAsia"/>
+        </w:rPr>
+        <w:t xml:space="preserve">成本</w:t>
+      </w:r>
+      <w:r>
+        <w:t xml:space="preserve"> / P42 </w:t>
+      </w:r>
+      <w:r>
+        <w:rPr>
+          <w:rFonts w:hint="eastAsia"/>
+        </w:rPr>
+        <w:t xml:space="preserve">落地</w:t>
+      </w:r>
+      <w:r>
+        <w:t xml:space="preserve"> 90 </w:t>
+      </w:r>
+      <w:r>
+        <w:rPr>
+          <w:rFonts w:hint="eastAsia"/>
+        </w:rPr>
+        <w:t xml:space="preserve">天）</w:t>
       </w:r>
     </w:p>
     <w:p>
@@ -2107,7 +2217,20 @@
         <w:rPr>
           <w:rFonts w:hint="eastAsia"/>
         </w:rPr>
-        <w:t xml:space="preserve">v2.1（讲师版逐字稿）+</w:t>
+        <w:t xml:space="preserve">v3.0（</w:t>
+      </w:r>
+      <w:r>
+        <w:rPr>
+          <w:rStyle w:val="VerbatimChar"/>
+          <w:rFonts w:hint="eastAsia"/>
+        </w:rPr>
+        <w:t xml:space="preserve">企业版_授课讲义.md</w:t>
+      </w:r>
+      <w:r>
+        <w:rPr>
+          <w:rFonts w:hint="eastAsia"/>
+        </w:rPr>
+        <w:t xml:space="preserve">，讲师版逐字稿）+</w:t>
       </w:r>
       <w:r>
         <w:t xml:space="preserve"> </w:t>
@@ -2131,7 +2254,7 @@
         <w:rPr>
           <w:rFonts w:hint="eastAsia"/>
         </w:rPr>
-        <w:t xml:space="preserve">大模型速览表（P22）可用性核对——榜单月月变，开课前确认</w:t>
+        <w:t xml:space="preserve">国产五强模型（P25）可用性核对——榜单月月变，开课前确认</w:t>
       </w:r>
       <w:r>
         <w:t xml:space="preserve"> 5 </w:t>
@@ -2140,7 +2263,43 @@
         <w:rPr>
           <w:rFonts w:hint="eastAsia"/>
         </w:rPr>
-        <w:t xml:space="preserve">个模型入口正常</w:t>
+        <w:t xml:space="preserve">个模型入口正常（DeepSeek</w:t>
+      </w:r>
+      <w:r>
+        <w:t xml:space="preserve"> V4 / </w:t>
+      </w:r>
+      <w:r>
+        <w:rPr>
+          <w:rFonts w:hint="eastAsia"/>
+        </w:rPr>
+        <w:t xml:space="preserve">通义</w:t>
+      </w:r>
+      <w:r>
+        <w:t xml:space="preserve"> Qwen3.8-Max / </w:t>
+      </w:r>
+      <w:r>
+        <w:rPr>
+          <w:rFonts w:hint="eastAsia"/>
+        </w:rPr>
+        <w:t xml:space="preserve">豆包</w:t>
+      </w:r>
+      <w:r>
+        <w:t xml:space="preserve"> 2.1 / </w:t>
+      </w:r>
+      <w:r>
+        <w:rPr>
+          <w:rFonts w:hint="eastAsia"/>
+        </w:rPr>
+        <w:t xml:space="preserve">智谱</w:t>
+      </w:r>
+      <w:r>
+        <w:t xml:space="preserve"> GLM-5.2 / Kimi </w:t>
+      </w:r>
+      <w:r>
+        <w:rPr>
+          <w:rFonts w:hint="eastAsia"/>
+        </w:rPr>
+        <w:t xml:space="preserve">K3）</w:t>
       </w:r>
     </w:p>
     <w:p>
@@ -2185,7 +2344,16 @@
         <w:rPr>
           <w:rFonts w:hint="eastAsia"/>
         </w:rPr>
-        <w:t xml:space="preserve">示例提示词与输出样例（现场演示）</w:t>
+        <w:t xml:space="preserve">示例提示词与输出样例（现场演示，按五岗位各备</w:t>
+      </w:r>
+      <w:r>
+        <w:t xml:space="preserve"> 1 </w:t>
+      </w:r>
+      <w:r>
+        <w:rPr>
+          <w:rFonts w:hint="eastAsia"/>
+        </w:rPr>
+        <w:t xml:space="preserve">条）</w:t>
       </w:r>
     </w:p>
     <w:p>
@@ -2278,7 +2446,7 @@
         <w:rPr>
           <w:rFonts w:hint="eastAsia"/>
         </w:rPr>
-        <w:t xml:space="preserve">页制度说明/教案底稿）</w:t>
+        <w:t xml:space="preserve">页制度说明/周报底稿）</w:t>
       </w:r>
     </w:p>
     <w:p>
@@ -2626,7 +2794,7 @@
         <w:rPr>
           <w:rFonts w:hint="eastAsia"/>
         </w:rPr>
-        <w:t xml:space="preserve">三类群体适配检查：本次台下群体（高校/学校/企业）的示例是否全程对齐？有没有讲错行业的例子？</w:t>
+        <w:t xml:space="preserve">五岗位适配检查：本次台下岗位构成（行政/业务/技术/市场/管理层）的示例是否全程对齐？有没有讲偏到某个行业的例子？</w:t>
       </w:r>
     </w:p>
     <w:p>
@@ -2641,7 +2809,7 @@
         <w:rPr>
           <w:rFonts w:hint="eastAsia"/>
         </w:rPr>
-        <w:t xml:space="preserve">收集课后用例：企业版请各部门课后提交</w:t>
+        <w:t xml:space="preserve">收集课后用例：各部门课后提交</w:t>
       </w:r>
       <w:r>
         <w:t xml:space="preserve"> 1 </w:t>
@@ -2650,7 +2818,16 @@
         <w:rPr>
           <w:rFonts w:hint="eastAsia"/>
         </w:rPr>
-        <w:t xml:space="preserve">个真实用例；学校/高校版请学员提交”愿望墙落地版”三步流程</w:t>
+        <w:t xml:space="preserve">个真实用例，汇总进《落地</w:t>
+      </w:r>
+      <w:r>
+        <w:t xml:space="preserve"> 90 </w:t>
+      </w:r>
+      <w:r>
+        <w:rPr>
+          <w:rFonts w:hint="eastAsia"/>
+        </w:rPr>
+        <w:t xml:space="preserve">天》跟踪</w:t>
       </w:r>
     </w:p>
     <w:p>
@@ -2724,7 +2901,7 @@
           <w:rStyle w:val="VerbatimChar"/>
           <w:rFonts w:hint="eastAsia"/>
         </w:rPr>
-        <w:t xml:space="preserve">02_课程大纲/实战项目_大纲_PPT2</w:t>
+        <w:t xml:space="preserve">初级项目实战_完整交付包/02_课程大纲/实战项目_大纲_PPT2</w:t>
       </w:r>
       <w:r>
         <w:rPr>
@@ -3118,16 +3295,7 @@
         <w:rPr>
           <w:rFonts w:hint="eastAsia"/>
         </w:rPr>
-        <w:t xml:space="preserve">章）：没带任务的学员从</w:t>
-      </w:r>
-      <w:r>
-        <w:t xml:space="preserve"> P8 </w:t>
-      </w:r>
-      <w:r>
-        <w:rPr>
-          <w:rFonts w:hint="eastAsia"/>
-        </w:rPr>
-        <w:t xml:space="preserve">岗位选题库挑，</w:t>
+        <w:t xml:space="preserve">章）：没带任务的学员从岗位选题库挑，</w:t>
       </w:r>
       <w:r>
         <w:rPr>

--- a/企业AI培训_交付包/初级课程_完整交付包/07_讲师资源/讲师授课指南.docx
+++ b/企业AI培训_交付包/初级课程_完整交付包/07_讲师资源/讲师授课指南.docx
@@ -1705,6 +1705,156 @@
                 <w:rFonts w:hint="eastAsia"/>
               </w:rPr>
               <w:t xml:space="preserve">红线。</w:t>
+            </w:r>
+          </w:p>
+        </w:tc>
+      </w:tr>
+      <w:tr>
+        <w:tc>
+          <w:tcPr/>
+          <w:p>
+            <w:pPr>
+              <w:pStyle w:val="Compact"/>
+            </w:pPr>
+            <w:r>
+              <w:rPr>
+                <w:rFonts w:hint="eastAsia"/>
+              </w:rPr>
+              <w:t xml:space="preserve">“我用</w:t>
+            </w:r>
+            <w:r>
+              <w:t xml:space="preserve"> AI </w:t>
+            </w:r>
+            <w:r>
+              <w:rPr>
+                <w:rFonts w:hint="eastAsia"/>
+              </w:rPr>
+              <w:t xml:space="preserve">做的图/文案能直接发客户吗？”</w:t>
+            </w:r>
+          </w:p>
+        </w:tc>
+        <w:tc>
+          <w:tcPr/>
+          <w:p>
+            <w:pPr>
+              <w:pStyle w:val="Compact"/>
+            </w:pPr>
+            <w:r>
+              <w:rPr>
+                <w:rFonts w:hint="eastAsia"/>
+              </w:rPr>
+              <w:t xml:space="preserve">先加标识。AI</w:t>
+            </w:r>
+            <w:r>
+              <w:t xml:space="preserve"> </w:t>
+            </w:r>
+            <w:r>
+              <w:rPr>
+                <w:rFonts w:hint="eastAsia"/>
+              </w:rPr>
+              <w:t xml:space="preserve">生成的图/文/音/视频对外使用必须带显式+隐式标识（七部门办法，2025-09</w:t>
+            </w:r>
+            <w:r>
+              <w:t xml:space="preserve"> </w:t>
+            </w:r>
+            <w:r>
+              <w:rPr>
+                <w:rFonts w:hint="eastAsia"/>
+              </w:rPr>
+              <w:t xml:space="preserve">已施行），按公司流程走，这是合规不是多此一举。</w:t>
+            </w:r>
+          </w:p>
+        </w:tc>
+      </w:tr>
+      <w:tr>
+        <w:tc>
+          <w:tcPr/>
+          <w:p>
+            <w:pPr>
+              <w:pStyle w:val="Compact"/>
+            </w:pPr>
+            <w:r>
+              <w:rPr>
+                <w:rFonts w:hint="eastAsia"/>
+              </w:rPr>
+              <w:t xml:space="preserve">“这事国家管吗？跟我们小职员有关系？”</w:t>
+            </w:r>
+          </w:p>
+        </w:tc>
+        <w:tc>
+          <w:tcPr/>
+          <w:p>
+            <w:pPr>
+              <w:pStyle w:val="Compact"/>
+            </w:pPr>
+            <w:r>
+              <w:rPr>
+                <w:rFonts w:hint="eastAsia"/>
+              </w:rPr>
+              <w:t xml:space="preserve">有关系，两条：一，欧盟</w:t>
+            </w:r>
+            <w:r>
+              <w:t xml:space="preserve"> AI </w:t>
+            </w:r>
+            <w:r>
+              <w:rPr>
+                <w:rFonts w:hint="eastAsia"/>
+              </w:rPr>
+              <w:t xml:space="preserve">法案要求操作</w:t>
+            </w:r>
+            <w:r>
+              <w:t xml:space="preserve"> AI </w:t>
+            </w:r>
+            <w:r>
+              <w:rPr>
+                <w:rFonts w:hint="eastAsia"/>
+              </w:rPr>
+              <w:t xml:space="preserve">的员工必须有足够素养（2025-02</w:t>
+            </w:r>
+            <w:r>
+              <w:t xml:space="preserve"> </w:t>
+            </w:r>
+            <w:r>
+              <w:rPr>
+                <w:rFonts w:hint="eastAsia"/>
+              </w:rPr>
+              <w:t xml:space="preserve">已生效，2026-08</w:t>
+            </w:r>
+            <w:r>
+              <w:t xml:space="preserve"> </w:t>
+            </w:r>
+            <w:r>
+              <w:rPr>
+                <w:rFonts w:hint="eastAsia"/>
+              </w:rPr>
+              <w:t xml:space="preserve">全面适用）——给你开</w:t>
+            </w:r>
+            <w:r>
+              <w:t xml:space="preserve"> AI </w:t>
+            </w:r>
+            <w:r>
+              <w:rPr>
+                <w:rFonts w:hint="eastAsia"/>
+              </w:rPr>
+              <w:t xml:space="preserve">权限的单位要为”你懂不懂”负责；二，国内”人工智能+“是国务院行动（2027</w:t>
+            </w:r>
+            <w:r>
+              <w:t xml:space="preserve"> </w:t>
+            </w:r>
+            <w:r>
+              <w:rPr>
+                <w:rFonts w:hint="eastAsia"/>
+              </w:rPr>
+              <w:t xml:space="preserve">智能应用普及率</w:t>
+            </w:r>
+            <w:r>
+              <w:t xml:space="preserve"> </w:t>
+            </w:r>
+            <w:r>
+              <w:rPr>
+                <w:rFonts w:hint="eastAsia"/>
+              </w:rPr>
+              <w:t xml:space="preserve">70%+），你的单位迟早会用、会要求你会用。</w:t>
             </w:r>
           </w:p>
         </w:tc>

--- a/企业AI培训_交付包/初级课程_完整交付包/07_讲师资源/讲师授课指南.docx
+++ b/企业AI培训_交付包/初级课程_完整交付包/07_讲师资源/讲师授课指南.docx
@@ -80,7 +80,7 @@
         <w:rPr>
           <w:rFonts w:hint="eastAsia"/>
         </w:rPr>
-        <w:t xml:space="preserve">，44</w:t>
+        <w:t xml:space="preserve">，45</w:t>
       </w:r>
       <w:r>
         <w:t xml:space="preserve"> </w:t>
@@ -129,7 +129,7 @@
         <w:rPr>
           <w:rFonts w:hint="eastAsia"/>
         </w:rPr>
-        <w:t xml:space="preserve">日期：2026-09-02（v3.0</w:t>
+        <w:t xml:space="preserve">日期：2026-09-04（v3.1</w:t>
       </w:r>
       <w:r>
         <w:t xml:space="preserve"> </w:t>
@@ -141,13 +141,133 @@
         <w:t xml:space="preserve">企业版：PPT1</w:t>
       </w:r>
       <w:r>
-        <w:t xml:space="preserve"> = 44 </w:t>
-      </w:r>
-      <w:r>
-        <w:rPr>
-          <w:rFonts w:hint="eastAsia"/>
-        </w:rPr>
-        <w:t xml:space="preserve">页，受众企业五岗位化；新增</w:t>
+        <w:t xml:space="preserve"> = 45 </w:t>
+      </w:r>
+      <w:r>
+        <w:rPr>
+          <w:rFonts w:hint="eastAsia"/>
+        </w:rPr>
+        <w:t xml:space="preserve">页；</w:t>
+      </w:r>
+      <w:r>
+        <w:rPr>
+          <w:b/>
+          <w:bCs/>
+        </w:rPr>
+        <w:t xml:space="preserve">v3.1 </w:t>
+      </w:r>
+      <w:r>
+        <w:rPr>
+          <w:rFonts w:hint="eastAsia"/>
+          <w:b/>
+          <w:bCs/>
+        </w:rPr>
+        <w:t xml:space="preserve">新增</w:t>
+      </w:r>
+      <w:r>
+        <w:rPr>
+          <w:b/>
+          <w:bCs/>
+        </w:rPr>
+        <w:t xml:space="preserve"> P2 </w:t>
+      </w:r>
+      <w:r>
+        <w:rPr>
+          <w:rFonts w:hint="eastAsia"/>
+          <w:b/>
+          <w:bCs/>
+        </w:rPr>
+        <w:t xml:space="preserve">名词速览（12</w:t>
+      </w:r>
+      <w:r>
+        <w:rPr>
+          <w:b/>
+          <w:bCs/>
+        </w:rPr>
+        <w:t xml:space="preserve"> </w:t>
+      </w:r>
+      <w:r>
+        <w:rPr>
+          <w:rFonts w:hint="eastAsia"/>
+          <w:b/>
+          <w:bCs/>
+        </w:rPr>
+        <w:t xml:space="preserve">词）+</w:t>
+      </w:r>
+      <w:r>
+        <w:rPr>
+          <w:b/>
+          <w:bCs/>
+        </w:rPr>
+        <w:t xml:space="preserve"> </w:t>
+      </w:r>
+      <w:r>
+        <w:rPr>
+          <w:rFonts w:hint="eastAsia"/>
+          <w:b/>
+          <w:bCs/>
+        </w:rPr>
+        <w:t xml:space="preserve">提示词现场教学模板卡（A</w:t>
+      </w:r>
+      <w:r>
+        <w:rPr>
+          <w:b/>
+          <w:bCs/>
+        </w:rPr>
+        <w:t xml:space="preserve"> </w:t>
+      </w:r>
+      <w:r>
+        <w:rPr>
+          <w:rFonts w:hint="eastAsia"/>
+          <w:b/>
+          <w:bCs/>
+        </w:rPr>
+        <w:t xml:space="preserve">周报</w:t>
+      </w:r>
+      <w:r>
+        <w:rPr>
+          <w:b/>
+          <w:bCs/>
+        </w:rPr>
+        <w:t xml:space="preserve"> / B </w:t>
+      </w:r>
+      <w:r>
+        <w:rPr>
+          <w:rFonts w:hint="eastAsia"/>
+          <w:b/>
+          <w:bCs/>
+        </w:rPr>
+        <w:t xml:space="preserve">纪要</w:t>
+      </w:r>
+      <w:r>
+        <w:rPr>
+          <w:b/>
+          <w:bCs/>
+        </w:rPr>
+        <w:t xml:space="preserve"> / C </w:t>
+      </w:r>
+      <w:r>
+        <w:rPr>
+          <w:rFonts w:hint="eastAsia"/>
+          <w:b/>
+          <w:bCs/>
+        </w:rPr>
+        <w:t xml:space="preserve">数据速读）</w:t>
+      </w:r>
+      <w:r>
+        <w:rPr>
+          <w:rFonts w:hint="eastAsia"/>
+        </w:rPr>
+        <w:t xml:space="preserve">；此前</w:t>
+      </w:r>
+      <w:r>
+        <w:t xml:space="preserve"> v3.0 </w:t>
+      </w:r>
+      <w:r>
+        <w:rPr>
+          <w:rFonts w:hint="eastAsia"/>
+        </w:rPr>
+        <w:t xml:space="preserve">新增</w:t>
       </w:r>
       <w:r>
         <w:t xml:space="preserve"> 6 </w:t>
@@ -159,7 +279,7 @@
         <w:t xml:space="preserve">页</w:t>
       </w:r>
       <w:r>
-        <w:t xml:space="preserve"> P15 </w:t>
+        <w:t xml:space="preserve"> P16 </w:t>
       </w:r>
       <w:r>
         <w:rPr>
@@ -168,13 +288,13 @@
         <w:t xml:space="preserve">参数五档</w:t>
       </w:r>
       <w:r>
-        <w:t xml:space="preserve"> / P16 MoE / P22 </w:t>
-      </w:r>
-      <w:r>
-        <w:rPr>
-          <w:rFonts w:hint="eastAsia"/>
-        </w:rPr>
-        <w:t xml:space="preserve">提示词进阶</w:t>
+        <w:t xml:space="preserve"> / P17 MoE / P23 </w:t>
+      </w:r>
+      <w:r>
+        <w:rPr>
+          <w:rFonts w:hint="eastAsia"/>
+        </w:rPr>
+        <w:t xml:space="preserve">进阶</w:t>
       </w:r>
       <w:r>
         <w:t xml:space="preserve"> 4 </w:t>
@@ -186,7 +306,7 @@
         <w:t xml:space="preserve">招</w:t>
       </w:r>
       <w:r>
-        <w:t xml:space="preserve"> / P26 </w:t>
+        <w:t xml:space="preserve"> / P27 </w:t>
       </w:r>
       <w:r>
         <w:rPr>
@@ -195,7 +315,7 @@
         <w:t xml:space="preserve">国外标杆</w:t>
       </w:r>
       <w:r>
-        <w:t xml:space="preserve"> / P27 </w:t>
+        <w:t xml:space="preserve"> / P28 </w:t>
       </w:r>
       <w:r>
         <w:rPr>
@@ -204,7 +324,7 @@
         <w:t xml:space="preserve">成本</w:t>
       </w:r>
       <w:r>
-        <w:t xml:space="preserve"> / P42 </w:t>
+        <w:t xml:space="preserve"> / P43 </w:t>
       </w:r>
       <w:r>
         <w:rPr>
@@ -219,7 +339,7 @@
         <w:rPr>
           <w:rFonts w:hint="eastAsia"/>
         </w:rPr>
-        <w:t xml:space="preserve">天，P25</w:t>
+        <w:t xml:space="preserve">天，P26</w:t>
       </w:r>
       <w:r>
         <w:t xml:space="preserve"> </w:t>
@@ -228,25 +348,7 @@
         <w:rPr>
           <w:rFonts w:hint="eastAsia"/>
         </w:rPr>
-        <w:t xml:space="preserve">升级</w:t>
-      </w:r>
-      <w:r>
-        <w:t xml:space="preserve"> 2026 </w:t>
-      </w:r>
-      <w:r>
-        <w:rPr>
-          <w:rFonts w:hint="eastAsia"/>
-        </w:rPr>
-        <w:t xml:space="preserve">国产五强，数据刷新</w:t>
-      </w:r>
-      <w:r>
-        <w:t xml:space="preserve"> </w:t>
-      </w:r>
-      <w:r>
-        <w:rPr>
-          <w:rFonts w:hint="eastAsia"/>
-        </w:rPr>
-        <w:t xml:space="preserve">2026-09）</w:t>
+        <w:t xml:space="preserve">升级国产五强）</w:t>
       </w:r>
       <w:r>
         <w:t xml:space="preserve"> </w:t>
@@ -1048,7 +1150,7 @@
         <w:t xml:space="preserve">15min（含</w:t>
       </w:r>
       <w:r>
-        <w:t xml:space="preserve"> P42 </w:t>
+        <w:t xml:space="preserve"> P43 </w:t>
       </w:r>
       <w:r>
         <w:rPr>
@@ -1320,7 +1422,7 @@
         <w:rPr>
           <w:rFonts w:hint="eastAsia"/>
         </w:rPr>
-        <w:t xml:space="preserve">P30，照讲义逐字稿执行）：发一句话任务</w:t>
+        <w:t xml:space="preserve">P31，照讲义逐字稿执行）：发一句话任务</w:t>
       </w:r>
       <w:r>
         <w:t xml:space="preserve"> → </w:t>
@@ -1447,7 +1549,7 @@
         <w:rPr>
           <w:rFonts w:hint="eastAsia"/>
         </w:rPr>
-        <w:t xml:space="preserve">条素养自查清单（P43），差哪项课后补；P42</w:t>
+        <w:t xml:space="preserve">条素养自查清单（P44），差哪项课后补；P43</w:t>
       </w:r>
       <w:r>
         <w:t xml:space="preserve"> </w:t>
@@ -2237,7 +2339,7 @@
           <w:b/>
           <w:bCs/>
         </w:rPr>
-        <w:t xml:space="preserve">44 </w:t>
+        <w:t xml:space="preserve">45 </w:t>
       </w:r>
       <w:r>
         <w:rPr>
@@ -2274,7 +2376,7 @@
         <w:t xml:space="preserve">；含</w:t>
       </w:r>
       <w:r>
-        <w:t xml:space="preserve"> P15 </w:t>
+        <w:t xml:space="preserve"> P16 </w:t>
       </w:r>
       <w:r>
         <w:rPr>
@@ -2283,7 +2385,7 @@
         <w:t xml:space="preserve">参数五档</w:t>
       </w:r>
       <w:r>
-        <w:t xml:space="preserve"> / P16 MoE / P22 </w:t>
+        <w:t xml:space="preserve"> / P17 MoE / P23 </w:t>
       </w:r>
       <w:r>
         <w:rPr>
@@ -2301,7 +2403,7 @@
         <w:t xml:space="preserve">招</w:t>
       </w:r>
       <w:r>
-        <w:t xml:space="preserve"> / P25 </w:t>
+        <w:t xml:space="preserve"> / P26 </w:t>
       </w:r>
       <w:r>
         <w:rPr>
@@ -2310,7 +2412,7 @@
         <w:t xml:space="preserve">国产五强</w:t>
       </w:r>
       <w:r>
-        <w:t xml:space="preserve"> / P26 </w:t>
+        <w:t xml:space="preserve"> / P27 </w:t>
       </w:r>
       <w:r>
         <w:rPr>
@@ -2319,7 +2421,7 @@
         <w:t xml:space="preserve">国外标杆</w:t>
       </w:r>
       <w:r>
-        <w:t xml:space="preserve"> / P27 </w:t>
+        <w:t xml:space="preserve"> / P28 </w:t>
       </w:r>
       <w:r>
         <w:rPr>
@@ -2328,7 +2430,7 @@
         <w:t xml:space="preserve">成本</w:t>
       </w:r>
       <w:r>
-        <w:t xml:space="preserve"> / P42 </w:t>
+        <w:t xml:space="preserve"> / P43 </w:t>
       </w:r>
       <w:r>
         <w:rPr>
@@ -2404,7 +2506,7 @@
         <w:rPr>
           <w:rFonts w:hint="eastAsia"/>
         </w:rPr>
-        <w:t xml:space="preserve">国产五强模型（P25）可用性核对——榜单月月变，开课前确认</w:t>
+        <w:t xml:space="preserve">国产五强模型（P26）可用性核对——榜单月月变，开课前确认</w:t>
       </w:r>
       <w:r>
         <w:t xml:space="preserve"> 5 </w:t>

--- a/企业AI培训_交付包/初级课程_完整交付包/07_讲师资源/讲师授课指南.docx
+++ b/企业AI培训_交付包/初级课程_完整交付包/07_讲师资源/讲师授课指南.docx
@@ -80,7 +80,7 @@
         <w:rPr>
           <w:rFonts w:hint="eastAsia"/>
         </w:rPr>
-        <w:t xml:space="preserve">，45</w:t>
+        <w:t xml:space="preserve">，48</w:t>
       </w:r>
       <w:r>
         <w:t xml:space="preserve"> </w:t>
@@ -107,7 +107,7 @@
         <w:rPr>
           <w:rFonts w:hint="eastAsia"/>
         </w:rPr>
-        <w:t xml:space="preserve">v3.0（</w:t>
+        <w:t xml:space="preserve">v3.2（</w:t>
       </w:r>
       <w:r>
         <w:rPr>
@@ -120,7 +120,16 @@
         <w:rPr>
           <w:rFonts w:hint="eastAsia"/>
         </w:rPr>
-        <w:t xml:space="preserve">，逐字稿）、学员工具包速查卡、考核题库。</w:t>
+        <w:t xml:space="preserve">，逐字稿）、学员工具包速查卡（含</w:t>
+      </w:r>
+      <w:r>
+        <w:t xml:space="preserve"> 12 </w:t>
+      </w:r>
+      <w:r>
+        <w:rPr>
+          <w:rFonts w:hint="eastAsia"/>
+        </w:rPr>
+        <w:t xml:space="preserve">词表）、《课前小测与课后打卡单》、考核题库。</w:t>
       </w:r>
       <w:r>
         <w:t xml:space="preserve"> </w:t>
@@ -129,32 +138,14 @@
         <w:rPr>
           <w:rFonts w:hint="eastAsia"/>
         </w:rPr>
-        <w:t xml:space="preserve">日期：2026-09-04（v3.1</w:t>
-      </w:r>
-      <w:r>
-        <w:t xml:space="preserve"> </w:t>
-      </w:r>
-      <w:r>
-        <w:rPr>
-          <w:rFonts w:hint="eastAsia"/>
-        </w:rPr>
-        <w:t xml:space="preserve">企业版：PPT1</w:t>
-      </w:r>
-      <w:r>
-        <w:t xml:space="preserve"> = 45 </w:t>
-      </w:r>
-      <w:r>
-        <w:rPr>
-          <w:rFonts w:hint="eastAsia"/>
-        </w:rPr>
-        <w:t xml:space="preserve">页；</w:t>
+        <w:t xml:space="preserve">日期：2026-09-04（</w:t>
       </w:r>
       <w:r>
         <w:rPr>
           <w:b/>
           <w:bCs/>
         </w:rPr>
-        <w:t xml:space="preserve">v3.1 </w:t>
+        <w:t xml:space="preserve">v3.2 </w:t>
       </w:r>
       <w:r>
         <w:rPr>
@@ -162,14 +153,29 @@
           <w:b/>
           <w:bCs/>
         </w:rPr>
-        <w:t xml:space="preserve">新增</w:t>
+        <w:t xml:space="preserve">企业版</w:t>
+      </w:r>
+      <w:r>
+        <w:rPr>
+          <w:rFonts w:hint="eastAsia"/>
+        </w:rPr>
+        <w:t xml:space="preserve">：PPT1</w:t>
+      </w:r>
+      <w:r>
+        <w:t xml:space="preserve"> = 48 </w:t>
+      </w:r>
+      <w:r>
+        <w:rPr>
+          <w:rFonts w:hint="eastAsia"/>
+        </w:rPr>
+        <w:t xml:space="preserve">页；</w:t>
       </w:r>
       <w:r>
         <w:rPr>
           <w:b/>
           <w:bCs/>
         </w:rPr>
-        <w:t xml:space="preserve"> P2 </w:t>
+        <w:t xml:space="preserve">v3.2 </w:t>
       </w:r>
       <w:r>
         <w:rPr>
@@ -177,14 +183,14 @@
           <w:b/>
           <w:bCs/>
         </w:rPr>
-        <w:t xml:space="preserve">名词速览（12</w:t>
+        <w:t xml:space="preserve">新增</w:t>
       </w:r>
       <w:r>
         <w:rPr>
           <w:b/>
           <w:bCs/>
         </w:rPr>
-        <w:t xml:space="preserve"> </w:t>
+        <w:t xml:space="preserve"> P29 </w:t>
       </w:r>
       <w:r>
         <w:rPr>
@@ -192,14 +198,14 @@
           <w:b/>
           <w:bCs/>
         </w:rPr>
-        <w:t xml:space="preserve">词）+</w:t>
+        <w:t xml:space="preserve">省钱账（立项汇报口径）/</w:t>
       </w:r>
       <w:r>
         <w:rPr>
           <w:b/>
           <w:bCs/>
         </w:rPr>
-        <w:t xml:space="preserve"> </w:t>
+        <w:t xml:space="preserve"> P41 </w:t>
       </w:r>
       <w:r>
         <w:rPr>
@@ -207,14 +213,14 @@
           <w:b/>
           <w:bCs/>
         </w:rPr>
-        <w:t xml:space="preserve">提示词现场教学模板卡（A</w:t>
+        <w:t xml:space="preserve">三个翻车案例</w:t>
       </w:r>
       <w:r>
         <w:rPr>
           <w:b/>
           <w:bCs/>
         </w:rPr>
-        <w:t xml:space="preserve"> </w:t>
+        <w:t xml:space="preserve"> / P45 </w:t>
       </w:r>
       <w:r>
         <w:rPr>
@@ -222,14 +228,14 @@
           <w:b/>
           <w:bCs/>
         </w:rPr>
-        <w:t xml:space="preserve">周报</w:t>
+        <w:t xml:space="preserve">翻车演练（5</w:t>
       </w:r>
       <w:r>
         <w:rPr>
           <w:b/>
           <w:bCs/>
         </w:rPr>
-        <w:t xml:space="preserve"> / B </w:t>
+        <w:t xml:space="preserve"> </w:t>
       </w:r>
       <w:r>
         <w:rPr>
@@ -237,31 +243,16 @@
           <w:b/>
           <w:bCs/>
         </w:rPr>
-        <w:t xml:space="preserve">纪要</w:t>
-      </w:r>
-      <w:r>
-        <w:rPr>
-          <w:b/>
-          <w:bCs/>
-        </w:rPr>
-        <w:t xml:space="preserve"> / C </w:t>
-      </w:r>
-      <w:r>
-        <w:rPr>
-          <w:rFonts w:hint="eastAsia"/>
-          <w:b/>
-          <w:bCs/>
-        </w:rPr>
-        <w:t xml:space="preserve">数据速读）</w:t>
-      </w:r>
-      <w:r>
-        <w:rPr>
-          <w:rFonts w:hint="eastAsia"/>
-        </w:rPr>
-        <w:t xml:space="preserve">；此前</w:t>
-      </w:r>
-      <w:r>
-        <w:t xml:space="preserve"> v3.0 </w:t>
+        <w:t xml:space="preserve">分钟实操）+《课前小测与课后打卡单》</w:t>
+      </w:r>
+      <w:r>
+        <w:rPr>
+          <w:rFonts w:hint="eastAsia"/>
+        </w:rPr>
+        <w:t xml:space="preserve">；v3.1</w:t>
+      </w:r>
+      <w:r>
+        <w:t xml:space="preserve"> </w:t>
       </w:r>
       <w:r>
         <w:rPr>
@@ -270,6 +261,42 @@
         <w:t xml:space="preserve">新增</w:t>
       </w:r>
       <w:r>
+        <w:t xml:space="preserve"> P2 </w:t>
+      </w:r>
+      <w:r>
+        <w:rPr>
+          <w:rFonts w:hint="eastAsia"/>
+        </w:rPr>
+        <w:t xml:space="preserve">名词速览（12</w:t>
+      </w:r>
+      <w:r>
+        <w:t xml:space="preserve"> </w:t>
+      </w:r>
+      <w:r>
+        <w:rPr>
+          <w:rFonts w:hint="eastAsia"/>
+        </w:rPr>
+        <w:t xml:space="preserve">词）+</w:t>
+      </w:r>
+      <w:r>
+        <w:t xml:space="preserve"> </w:t>
+      </w:r>
+      <w:r>
+        <w:rPr>
+          <w:rFonts w:hint="eastAsia"/>
+        </w:rPr>
+        <w:t xml:space="preserve">提示词现场教学模板卡；v3.0</w:t>
+      </w:r>
+      <w:r>
+        <w:t xml:space="preserve"> </w:t>
+      </w:r>
+      <w:r>
+        <w:rPr>
+          <w:rFonts w:hint="eastAsia"/>
+        </w:rPr>
+        <w:t xml:space="preserve">新增</w:t>
+      </w:r>
+      <w:r>
         <w:t xml:space="preserve"> 6 </w:t>
       </w:r>
       <w:r>
@@ -285,7 +312,7 @@
         <w:rPr>
           <w:rFonts w:hint="eastAsia"/>
         </w:rPr>
-        <w:t xml:space="preserve">参数五档</w:t>
+        <w:t xml:space="preserve">参数</w:t>
       </w:r>
       <w:r>
         <w:t xml:space="preserve"> / P17 MoE / P23 </w:t>
@@ -324,7 +351,7 @@
         <w:t xml:space="preserve">成本</w:t>
       </w:r>
       <w:r>
-        <w:t xml:space="preserve"> / P43 </w:t>
+        <w:t xml:space="preserve"> / P46 </w:t>
       </w:r>
       <w:r>
         <w:rPr>
@@ -348,7 +375,7 @@
         <w:rPr>
           <w:rFonts w:hint="eastAsia"/>
         </w:rPr>
-        <w:t xml:space="preserve">升级国产五强）</w:t>
+        <w:t xml:space="preserve">国产五强）</w:t>
       </w:r>
       <w:r>
         <w:t xml:space="preserve"> </w:t>
@@ -1150,7 +1177,7 @@
         <w:t xml:space="preserve">15min（含</w:t>
       </w:r>
       <w:r>
-        <w:t xml:space="preserve"> P43 </w:t>
+        <w:t xml:space="preserve"> P46 </w:t>
       </w:r>
       <w:r>
         <w:rPr>
@@ -1422,7 +1449,7 @@
         <w:rPr>
           <w:rFonts w:hint="eastAsia"/>
         </w:rPr>
-        <w:t xml:space="preserve">P31，照讲义逐字稿执行）：发一句话任务</w:t>
+        <w:t xml:space="preserve">P32，照讲义逐字稿执行）：发一句话任务</w:t>
       </w:r>
       <w:r>
         <w:t xml:space="preserve"> → </w:t>
@@ -1549,7 +1576,7 @@
         <w:rPr>
           <w:rFonts w:hint="eastAsia"/>
         </w:rPr>
-        <w:t xml:space="preserve">条素养自查清单（P44），差哪项课后补；P43</w:t>
+        <w:t xml:space="preserve">条素养自查清单（P47），差哪项课后补；P46</w:t>
       </w:r>
       <w:r>
         <w:t xml:space="preserve"> </w:t>
@@ -2339,7 +2366,7 @@
           <w:b/>
           <w:bCs/>
         </w:rPr>
-        <w:t xml:space="preserve">45 </w:t>
+        <w:t xml:space="preserve">48 </w:t>
       </w:r>
       <w:r>
         <w:rPr>
@@ -2430,7 +2457,7 @@
         <w:t xml:space="preserve">成本</w:t>
       </w:r>
       <w:r>
-        <w:t xml:space="preserve"> / P43 </w:t>
+        <w:t xml:space="preserve"> / P46 </w:t>
       </w:r>
       <w:r>
         <w:rPr>
@@ -2469,7 +2496,7 @@
         <w:rPr>
           <w:rFonts w:hint="eastAsia"/>
         </w:rPr>
-        <w:t xml:space="preserve">v3.0（</w:t>
+        <w:t xml:space="preserve">v3.2（</w:t>
       </w:r>
       <w:r>
         <w:rPr>
@@ -2491,7 +2518,16 @@
         <w:rPr>
           <w:rFonts w:hint="eastAsia"/>
         </w:rPr>
-        <w:t xml:space="preserve">速查卡（打印/电子版，随课发放）</w:t>
+        <w:t xml:space="preserve">速查卡（含</w:t>
+      </w:r>
+      <w:r>
+        <w:t xml:space="preserve"> 12 </w:t>
+      </w:r>
+      <w:r>
+        <w:rPr>
+          <w:rFonts w:hint="eastAsia"/>
+        </w:rPr>
+        <w:t xml:space="preserve">词表，打印/电子版，随课发放）</w:t>
       </w:r>
     </w:p>
     <w:p>
@@ -2506,7 +2542,20 @@
         <w:rPr>
           <w:rFonts w:hint="eastAsia"/>
         </w:rPr>
-        <w:t xml:space="preserve">国产五强模型（P26）可用性核对——榜单月月变，开课前确认</w:t>
+        <w:t xml:space="preserve">《课前小测与课后打卡单》（</w:t>
+      </w:r>
+      <w:r>
+        <w:rPr>
+          <w:rStyle w:val="VerbatimChar"/>
+          <w:rFonts w:hint="eastAsia"/>
+        </w:rPr>
+        <w:t xml:space="preserve">05_学员资源/</w:t>
+      </w:r>
+      <w:r>
+        <w:rPr>
+          <w:rFonts w:hint="eastAsia"/>
+        </w:rPr>
+        <w:t xml:space="preserve">，开课前</w:t>
       </w:r>
       <w:r>
         <w:t xml:space="preserve"> 5 </w:t>
@@ -2515,43 +2564,16 @@
         <w:rPr>
           <w:rFonts w:hint="eastAsia"/>
         </w:rPr>
-        <w:t xml:space="preserve">个模型入口正常（DeepSeek</w:t>
-      </w:r>
-      <w:r>
-        <w:t xml:space="preserve"> V4 / </w:t>
-      </w:r>
-      <w:r>
-        <w:rPr>
-          <w:rFonts w:hint="eastAsia"/>
-        </w:rPr>
-        <w:t xml:space="preserve">通义</w:t>
-      </w:r>
-      <w:r>
-        <w:t xml:space="preserve"> Qwen3.8-Max / </w:t>
-      </w:r>
-      <w:r>
-        <w:rPr>
-          <w:rFonts w:hint="eastAsia"/>
-        </w:rPr>
-        <w:t xml:space="preserve">豆包</w:t>
-      </w:r>
-      <w:r>
-        <w:t xml:space="preserve"> 2.1 / </w:t>
-      </w:r>
-      <w:r>
-        <w:rPr>
-          <w:rFonts w:hint="eastAsia"/>
-        </w:rPr>
-        <w:t xml:space="preserve">智谱</w:t>
-      </w:r>
-      <w:r>
-        <w:t xml:space="preserve"> GLM-5.2 / Kimi </w:t>
-      </w:r>
-      <w:r>
-        <w:rPr>
-          <w:rFonts w:hint="eastAsia"/>
-        </w:rPr>
-        <w:t xml:space="preserve">K3）</w:t>
+        <w:t xml:space="preserve">分钟发小测、结课+30</w:t>
+      </w:r>
+      <w:r>
+        <w:t xml:space="preserve"> </w:t>
+      </w:r>
+      <w:r>
+        <w:rPr>
+          <w:rFonts w:hint="eastAsia"/>
+        </w:rPr>
+        <w:t xml:space="preserve">天打卡——前后对比是招生效果证据）</w:t>
       </w:r>
     </w:p>
     <w:p>
@@ -2566,7 +2588,52 @@
         <w:rPr>
           <w:rFonts w:hint="eastAsia"/>
         </w:rPr>
-        <w:t xml:space="preserve">考核题库（纸质或在线）</w:t>
+        <w:t xml:space="preserve">国产五强模型（P26）可用性核对——榜单月月变，开课前确认</w:t>
+      </w:r>
+      <w:r>
+        <w:t xml:space="preserve"> 5 </w:t>
+      </w:r>
+      <w:r>
+        <w:rPr>
+          <w:rFonts w:hint="eastAsia"/>
+        </w:rPr>
+        <w:t xml:space="preserve">个模型入口正常（DeepSeek</w:t>
+      </w:r>
+      <w:r>
+        <w:t xml:space="preserve"> V4 / </w:t>
+      </w:r>
+      <w:r>
+        <w:rPr>
+          <w:rFonts w:hint="eastAsia"/>
+        </w:rPr>
+        <w:t xml:space="preserve">通义</w:t>
+      </w:r>
+      <w:r>
+        <w:t xml:space="preserve"> Qwen3.8-Max / </w:t>
+      </w:r>
+      <w:r>
+        <w:rPr>
+          <w:rFonts w:hint="eastAsia"/>
+        </w:rPr>
+        <w:t xml:space="preserve">豆包</w:t>
+      </w:r>
+      <w:r>
+        <w:t xml:space="preserve"> 2.1 / </w:t>
+      </w:r>
+      <w:r>
+        <w:rPr>
+          <w:rFonts w:hint="eastAsia"/>
+        </w:rPr>
+        <w:t xml:space="preserve">智谱</w:t>
+      </w:r>
+      <w:r>
+        <w:t xml:space="preserve"> GLM-5.2 / Kimi </w:t>
+      </w:r>
+      <w:r>
+        <w:rPr>
+          <w:rFonts w:hint="eastAsia"/>
+        </w:rPr>
+        <w:t xml:space="preserve">K3）</w:t>
       </w:r>
     </w:p>
     <w:p>
@@ -2581,7 +2648,7 @@
         <w:rPr>
           <w:rFonts w:hint="eastAsia"/>
         </w:rPr>
-        <w:t xml:space="preserve">白板/便签（愿望墙用）</w:t>
+        <w:t xml:space="preserve">考核题库（纸质或在线）</w:t>
       </w:r>
     </w:p>
     <w:p>
@@ -2596,16 +2663,7 @@
         <w:rPr>
           <w:rFonts w:hint="eastAsia"/>
         </w:rPr>
-        <w:t xml:space="preserve">示例提示词与输出样例（现场演示，按五岗位各备</w:t>
-      </w:r>
-      <w:r>
-        <w:t xml:space="preserve"> 1 </w:t>
-      </w:r>
-      <w:r>
-        <w:rPr>
-          <w:rFonts w:hint="eastAsia"/>
-        </w:rPr>
-        <w:t xml:space="preserve">条）</w:t>
+        <w:t xml:space="preserve">白板/便签（愿望墙用）</w:t>
       </w:r>
     </w:p>
     <w:p>
@@ -2618,6 +2676,30 @@
       </w:pPr>
       <w:r>
         <w:rPr>
+          <w:rFonts w:hint="eastAsia"/>
+        </w:rPr>
+        <w:t xml:space="preserve">示例提示词与输出样例（现场演示，按五岗位各备</w:t>
+      </w:r>
+      <w:r>
+        <w:t xml:space="preserve"> 1 </w:t>
+      </w:r>
+      <w:r>
+        <w:rPr>
+          <w:rFonts w:hint="eastAsia"/>
+        </w:rPr>
+        <w:t xml:space="preserve">条）</w:t>
+      </w:r>
+    </w:p>
+    <w:p>
+      <w:pPr>
+        <w:pStyle w:val="Compact"/>
+        <w:numPr>
+          <w:ilvl w:val="0"/>
+          <w:numId w:val="1010"/>
+        </w:numPr>
+      </w:pPr>
+      <w:r>
+        <w:rPr>
           <w:b/>
           <w:bCs/>
         </w:rPr>
@@ -2651,21 +2733,6 @@
           <w:rFonts w:hint="eastAsia"/>
         </w:rPr>
         <w:t xml:space="preserve">：</w:t>
-      </w:r>
-    </w:p>
-    <w:p>
-      <w:pPr>
-        <w:pStyle w:val="Compact"/>
-        <w:numPr>
-          <w:ilvl w:val="1"/>
-          <w:numId w:val="1010"/>
-        </w:numPr>
-      </w:pPr>
-      <w:r>
-        <w:rPr>
-          <w:rFonts w:hint="eastAsia"/>
-        </w:rPr>
-        <w:t xml:space="preserve">讲师账号登录态正常、额度充足</w:t>
       </w:r>
     </w:p>
     <w:p>
@@ -2680,25 +2747,7 @@
         <w:rPr>
           <w:rFonts w:hint="eastAsia"/>
         </w:rPr>
-        <w:t xml:space="preserve">资料库预传</w:t>
-      </w:r>
-      <w:r>
-        <w:t xml:space="preserve"> 1 </w:t>
-      </w:r>
-      <w:r>
-        <w:rPr>
-          <w:rFonts w:hint="eastAsia"/>
-        </w:rPr>
-        <w:t xml:space="preserve">份脱敏材料（5</w:t>
-      </w:r>
-      <w:r>
-        <w:t xml:space="preserve"> </w:t>
-      </w:r>
-      <w:r>
-        <w:rPr>
-          <w:rFonts w:hint="eastAsia"/>
-        </w:rPr>
-        <w:t xml:space="preserve">页制度说明/周报底稿）</w:t>
+        <w:t xml:space="preserve">讲师账号登录态正常、额度充足</w:t>
       </w:r>
     </w:p>
     <w:p>
@@ -2713,7 +2762,7 @@
         <w:rPr>
           <w:rFonts w:hint="eastAsia"/>
         </w:rPr>
-        <w:t xml:space="preserve">演示任务预跑</w:t>
+        <w:t xml:space="preserve">资料库预传</w:t>
       </w:r>
       <w:r>
         <w:t xml:space="preserve"> 1 </w:t>
@@ -2722,37 +2771,16 @@
         <w:rPr>
           <w:rFonts w:hint="eastAsia"/>
         </w:rPr>
-        <w:t xml:space="preserve">遍（</w:t>
-      </w:r>
-      <w:r>
-        <w:rPr>
-          <w:rFonts w:hint="eastAsia"/>
-        </w:rPr>
-        <w:t xml:space="preserve">“把这份材料整理成</w:t>
-      </w:r>
-      <w:r>
-        <w:t xml:space="preserve"> 10 </w:t>
-      </w:r>
-      <w:r>
-        <w:rPr>
-          <w:rFonts w:hint="eastAsia"/>
-        </w:rPr>
-        <w:t xml:space="preserve">页</w:t>
-      </w:r>
-      <w:r>
-        <w:t xml:space="preserve"> PPT + 1 </w:t>
-      </w:r>
-      <w:r>
-        <w:rPr>
-          <w:rFonts w:hint="eastAsia"/>
-        </w:rPr>
-        <w:t xml:space="preserve">页要点总结”</w:t>
-      </w:r>
-      <w:r>
-        <w:rPr>
-          <w:rFonts w:hint="eastAsia"/>
-        </w:rPr>
-        <w:t xml:space="preserve">），确认交付物可打开</w:t>
+        <w:t xml:space="preserve">份脱敏材料（5</w:t>
+      </w:r>
+      <w:r>
+        <w:t xml:space="preserve"> </w:t>
+      </w:r>
+      <w:r>
+        <w:rPr>
+          <w:rFonts w:hint="eastAsia"/>
+        </w:rPr>
+        <w:t xml:space="preserve">页制度说明/周报底稿）</w:t>
       </w:r>
     </w:p>
     <w:p>
@@ -2767,14 +2795,53 @@
         <w:rPr>
           <w:rFonts w:hint="eastAsia"/>
         </w:rPr>
-        <w:t xml:space="preserve">网络双保险（热点备用）、录屏开关打开（留回放）</w:t>
+        <w:t xml:space="preserve">演示任务预跑</w:t>
+      </w:r>
+      <w:r>
+        <w:t xml:space="preserve"> 1 </w:t>
+      </w:r>
+      <w:r>
+        <w:rPr>
+          <w:rFonts w:hint="eastAsia"/>
+        </w:rPr>
+        <w:t xml:space="preserve">遍（</w:t>
+      </w:r>
+      <w:r>
+        <w:rPr>
+          <w:rFonts w:hint="eastAsia"/>
+        </w:rPr>
+        <w:t xml:space="preserve">“把这份材料整理成</w:t>
+      </w:r>
+      <w:r>
+        <w:t xml:space="preserve"> 10 </w:t>
+      </w:r>
+      <w:r>
+        <w:rPr>
+          <w:rFonts w:hint="eastAsia"/>
+        </w:rPr>
+        <w:t xml:space="preserve">页</w:t>
+      </w:r>
+      <w:r>
+        <w:t xml:space="preserve"> PPT + 1 </w:t>
+      </w:r>
+      <w:r>
+        <w:rPr>
+          <w:rFonts w:hint="eastAsia"/>
+        </w:rPr>
+        <w:t xml:space="preserve">页要点总结”</w:t>
+      </w:r>
+      <w:r>
+        <w:rPr>
+          <w:rFonts w:hint="eastAsia"/>
+        </w:rPr>
+        <w:t xml:space="preserve">），确认交付物可打开</w:t>
       </w:r>
     </w:p>
     <w:p>
       <w:pPr>
         <w:pStyle w:val="Compact"/>
         <w:numPr>
-          <w:ilvl w:val="0"/>
+          <w:ilvl w:val="1"/>
           <w:numId w:val="1014"/>
         </w:numPr>
       </w:pPr>
@@ -2782,87 +2849,7 @@
         <w:rPr>
           <w:rFonts w:hint="eastAsia"/>
         </w:rPr>
-        <w:t xml:space="preserve">演示账号池（学员跟练用：B</w:t>
-      </w:r>
-      <w:r>
-        <w:t xml:space="preserve"> </w:t>
-      </w:r>
-      <w:r>
-        <w:rPr>
-          <w:rFonts w:hint="eastAsia"/>
-        </w:rPr>
-        <w:t xml:space="preserve">档备</w:t>
-      </w:r>
-      <w:r>
-        <w:t xml:space="preserve"> 5 </w:t>
-      </w:r>
-      <w:r>
-        <w:rPr>
-          <w:rFonts w:hint="eastAsia"/>
-        </w:rPr>
-        <w:t xml:space="preserve">个、C</w:t>
-      </w:r>
-      <w:r>
-        <w:t xml:space="preserve"> </w:t>
-      </w:r>
-      <w:r>
-        <w:rPr>
-          <w:rFonts w:hint="eastAsia"/>
-        </w:rPr>
-        <w:t xml:space="preserve">档每人</w:t>
-      </w:r>
-      <w:r>
-        <w:t xml:space="preserve"> 1 </w:t>
-      </w:r>
-      <w:r>
-        <w:rPr>
-          <w:rFonts w:hint="eastAsia"/>
-        </w:rPr>
-        <w:t xml:space="preserve">个；</w:t>
-      </w:r>
-      <w:r>
-        <w:rPr>
-          <w:rFonts w:hint="eastAsia"/>
-          <w:b/>
-          <w:bCs/>
-        </w:rPr>
-        <w:t xml:space="preserve">项目工作坊版：每人</w:t>
-      </w:r>
-      <w:r>
-        <w:rPr>
-          <w:b/>
-          <w:bCs/>
-        </w:rPr>
-        <w:t xml:space="preserve"> 1 </w:t>
-      </w:r>
-      <w:r>
-        <w:rPr>
-          <w:rFonts w:hint="eastAsia"/>
-          <w:b/>
-          <w:bCs/>
-        </w:rPr>
-        <w:t xml:space="preserve">个，开课前</w:t>
-      </w:r>
-      <w:r>
-        <w:rPr>
-          <w:b/>
-          <w:bCs/>
-        </w:rPr>
-        <w:t xml:space="preserve"> 1 </w:t>
-      </w:r>
-      <w:r>
-        <w:rPr>
-          <w:rFonts w:hint="eastAsia"/>
-          <w:b/>
-          <w:bCs/>
-        </w:rPr>
-        <w:t xml:space="preserve">天联调</w:t>
-      </w:r>
-      <w:r>
-        <w:rPr>
-          <w:rFonts w:hint="eastAsia"/>
-        </w:rPr>
-        <w:t xml:space="preserve">）</w:t>
+        <w:t xml:space="preserve">网络双保险（热点备用）、录屏开关打开（留回放）</w:t>
       </w:r>
     </w:p>
     <w:p>
@@ -2877,7 +2864,7 @@
         <w:rPr>
           <w:rFonts w:hint="eastAsia"/>
         </w:rPr>
-        <w:t xml:space="preserve">单位《AI</w:t>
+        <w:t xml:space="preserve">演示账号池（学员跟练用：B</w:t>
       </w:r>
       <w:r>
         <w:t xml:space="preserve"> </w:t>
@@ -2886,7 +2873,78 @@
         <w:rPr>
           <w:rFonts w:hint="eastAsia"/>
         </w:rPr>
-        <w:t xml:space="preserve">使用规范》（红线依据；没有就现场口播三红线）</w:t>
+        <w:t xml:space="preserve">档备</w:t>
+      </w:r>
+      <w:r>
+        <w:t xml:space="preserve"> 5 </w:t>
+      </w:r>
+      <w:r>
+        <w:rPr>
+          <w:rFonts w:hint="eastAsia"/>
+        </w:rPr>
+        <w:t xml:space="preserve">个、C</w:t>
+      </w:r>
+      <w:r>
+        <w:t xml:space="preserve"> </w:t>
+      </w:r>
+      <w:r>
+        <w:rPr>
+          <w:rFonts w:hint="eastAsia"/>
+        </w:rPr>
+        <w:t xml:space="preserve">档每人</w:t>
+      </w:r>
+      <w:r>
+        <w:t xml:space="preserve"> 1 </w:t>
+      </w:r>
+      <w:r>
+        <w:rPr>
+          <w:rFonts w:hint="eastAsia"/>
+        </w:rPr>
+        <w:t xml:space="preserve">个；</w:t>
+      </w:r>
+      <w:r>
+        <w:rPr>
+          <w:rFonts w:hint="eastAsia"/>
+          <w:b/>
+          <w:bCs/>
+        </w:rPr>
+        <w:t xml:space="preserve">项目工作坊版：每人</w:t>
+      </w:r>
+      <w:r>
+        <w:rPr>
+          <w:b/>
+          <w:bCs/>
+        </w:rPr>
+        <w:t xml:space="preserve"> 1 </w:t>
+      </w:r>
+      <w:r>
+        <w:rPr>
+          <w:rFonts w:hint="eastAsia"/>
+          <w:b/>
+          <w:bCs/>
+        </w:rPr>
+        <w:t xml:space="preserve">个，开课前</w:t>
+      </w:r>
+      <w:r>
+        <w:rPr>
+          <w:b/>
+          <w:bCs/>
+        </w:rPr>
+        <w:t xml:space="preserve"> 1 </w:t>
+      </w:r>
+      <w:r>
+        <w:rPr>
+          <w:rFonts w:hint="eastAsia"/>
+          <w:b/>
+          <w:bCs/>
+        </w:rPr>
+        <w:t xml:space="preserve">天联调</w:t>
+      </w:r>
+      <w:r>
+        <w:rPr>
+          <w:rFonts w:hint="eastAsia"/>
+        </w:rPr>
+        <w:t xml:space="preserve">）</w:t>
       </w:r>
     </w:p>
     <w:p>
@@ -2900,72 +2958,17 @@
       <w:r>
         <w:rPr>
           <w:rFonts w:hint="eastAsia"/>
-          <w:b/>
-          <w:bCs/>
-        </w:rPr>
-        <w:t xml:space="preserve">工作坊版三模板</w:t>
-      </w:r>
-      <w:r>
-        <w:rPr>
-          <w:rFonts w:hint="eastAsia"/>
-        </w:rPr>
-        <w:t xml:space="preserve">：《任务征集单》（开课前</w:t>
-      </w:r>
-      <w:r>
-        <w:t xml:space="preserve"> 1 </w:t>
-      </w:r>
-      <w:r>
-        <w:rPr>
-          <w:rFonts w:hint="eastAsia"/>
-        </w:rPr>
-        <w:t xml:space="preserve">周已回收，每人</w:t>
-      </w:r>
-      <w:r>
-        <w:t xml:space="preserve"> 1 </w:t>
-      </w:r>
-      <w:r>
-        <w:rPr>
-          <w:rFonts w:hint="eastAsia"/>
-        </w:rPr>
-        <w:t xml:space="preserve">个真实任务且已过筛：小/高频/可验证）+《项目立项书模板》（课内每人</w:t>
-      </w:r>
-      <w:r>
-        <w:t xml:space="preserve"> 1 </w:t>
-      </w:r>
-      <w:r>
-        <w:rPr>
-          <w:rFonts w:hint="eastAsia"/>
-        </w:rPr>
-        <w:t xml:space="preserve">份）+《项目验收清单》（讲师人手</w:t>
-      </w:r>
-      <w:r>
-        <w:t xml:space="preserve"> 1 </w:t>
-      </w:r>
-      <w:r>
-        <w:rPr>
-          <w:rFonts w:hint="eastAsia"/>
-        </w:rPr>
-        <w:t xml:space="preserve">份）</w:t>
-      </w:r>
-    </w:p>
-    <w:p>
-      <w:r>
-        <w:pict>
-          <v:rect style="width:0;height:1.5pt" o:hralign="center" o:hrstd="t" o:hr="t"/>
-        </w:pict>
-      </w:r>
-    </w:p>
-    <w:bookmarkEnd w:id="13"/>
-    <w:bookmarkStart w:id="14" w:name="六质量检查结课必做"/>
-    <w:p>
-      <w:pPr>
-        <w:pStyle w:val="Heading2"/>
-      </w:pPr>
-      <w:r>
-        <w:rPr>
-          <w:rFonts w:hint="eastAsia"/>
-        </w:rPr>
-        <w:t xml:space="preserve">六、质量检查（结课必做）</w:t>
+        </w:rPr>
+        <w:t xml:space="preserve">单位《AI</w:t>
+      </w:r>
+      <w:r>
+        <w:t xml:space="preserve"> </w:t>
+      </w:r>
+      <w:r>
+        <w:rPr>
+          <w:rFonts w:hint="eastAsia"/>
+        </w:rPr>
+        <w:t xml:space="preserve">使用规范》（红线依据；没有就现场口播三红线）</w:t>
       </w:r>
     </w:p>
     <w:p>
@@ -2979,11 +2982,72 @@
       <w:r>
         <w:rPr>
           <w:rFonts w:hint="eastAsia"/>
-        </w:rPr>
-        <w:t xml:space="preserve">学员当场填素养自查，回收率</w:t>
-      </w:r>
-      <w:r>
-        <w:t xml:space="preserve"> ≥ 80%</w:t>
+          <w:b/>
+          <w:bCs/>
+        </w:rPr>
+        <w:t xml:space="preserve">工作坊版三模板</w:t>
+      </w:r>
+      <w:r>
+        <w:rPr>
+          <w:rFonts w:hint="eastAsia"/>
+        </w:rPr>
+        <w:t xml:space="preserve">：《任务征集单》（开课前</w:t>
+      </w:r>
+      <w:r>
+        <w:t xml:space="preserve"> 1 </w:t>
+      </w:r>
+      <w:r>
+        <w:rPr>
+          <w:rFonts w:hint="eastAsia"/>
+        </w:rPr>
+        <w:t xml:space="preserve">周已回收，每人</w:t>
+      </w:r>
+      <w:r>
+        <w:t xml:space="preserve"> 1 </w:t>
+      </w:r>
+      <w:r>
+        <w:rPr>
+          <w:rFonts w:hint="eastAsia"/>
+        </w:rPr>
+        <w:t xml:space="preserve">个真实任务且已过筛：小/高频/可验证）+《项目立项书模板》（课内每人</w:t>
+      </w:r>
+      <w:r>
+        <w:t xml:space="preserve"> 1 </w:t>
+      </w:r>
+      <w:r>
+        <w:rPr>
+          <w:rFonts w:hint="eastAsia"/>
+        </w:rPr>
+        <w:t xml:space="preserve">份）+《项目验收清单》（讲师人手</w:t>
+      </w:r>
+      <w:r>
+        <w:t xml:space="preserve"> 1 </w:t>
+      </w:r>
+      <w:r>
+        <w:rPr>
+          <w:rFonts w:hint="eastAsia"/>
+        </w:rPr>
+        <w:t xml:space="preserve">份）</w:t>
+      </w:r>
+    </w:p>
+    <w:p>
+      <w:r>
+        <w:pict>
+          <v:rect style="width:0;height:1.5pt" o:hralign="center" o:hrstd="t" o:hr="t"/>
+        </w:pict>
+      </w:r>
+    </w:p>
+    <w:bookmarkEnd w:id="13"/>
+    <w:bookmarkStart w:id="14" w:name="六质量检查结课必做"/>
+    <w:p>
+      <w:pPr>
+        <w:pStyle w:val="Heading2"/>
+      </w:pPr>
+      <w:r>
+        <w:rPr>
+          <w:rFonts w:hint="eastAsia"/>
+        </w:rPr>
+        <w:t xml:space="preserve">六、质量检查（结课必做）</w:t>
       </w:r>
     </w:p>
     <w:p>
@@ -2991,23 +3055,17 @@
         <w:pStyle w:val="Compact"/>
         <w:numPr>
           <w:ilvl w:val="0"/>
-          <w:numId w:val="1017"/>
+          <w:numId w:val="1018"/>
         </w:numPr>
       </w:pPr>
       <w:r>
         <w:rPr>
           <w:rFonts w:hint="eastAsia"/>
         </w:rPr>
-        <w:t xml:space="preserve">考核达标率目标</w:t>
-      </w:r>
-      <w:r>
-        <w:t xml:space="preserve"> ≥ </w:t>
-      </w:r>
-      <w:r>
-        <w:rPr>
-          <w:rFonts w:hint="eastAsia"/>
-        </w:rPr>
-        <w:t xml:space="preserve">70%（题库见考核认证目录），未达标安排补练</w:t>
+        <w:t xml:space="preserve">学员当场填素养自查，回收率</w:t>
+      </w:r>
+      <w:r>
+        <w:t xml:space="preserve"> ≥ 80%</w:t>
       </w:r>
     </w:p>
     <w:p>
@@ -3015,23 +3073,23 @@
         <w:pStyle w:val="Compact"/>
         <w:numPr>
           <w:ilvl w:val="0"/>
-          <w:numId w:val="1017"/>
+          <w:numId w:val="1018"/>
         </w:numPr>
       </w:pPr>
       <w:r>
         <w:rPr>
           <w:rFonts w:hint="eastAsia"/>
         </w:rPr>
-        <w:t xml:space="preserve">收集</w:t>
-      </w:r>
-      <w:r>
-        <w:t xml:space="preserve"> 3 </w:t>
-      </w:r>
-      <w:r>
-        <w:rPr>
-          <w:rFonts w:hint="eastAsia"/>
-        </w:rPr>
-        <w:t xml:space="preserve">条”最有用/最不清楚”反馈，迭代下一期</w:t>
+        <w:t xml:space="preserve">考核达标率目标</w:t>
+      </w:r>
+      <w:r>
+        <w:t xml:space="preserve"> ≥ </w:t>
+      </w:r>
+      <w:r>
+        <w:rPr>
+          <w:rFonts w:hint="eastAsia"/>
+        </w:rPr>
+        <w:t xml:space="preserve">70%（题库见考核认证目录），未达标安排补练</w:t>
       </w:r>
     </w:p>
     <w:p>
@@ -3039,14 +3097,23 @@
         <w:pStyle w:val="Compact"/>
         <w:numPr>
           <w:ilvl w:val="0"/>
-          <w:numId w:val="1017"/>
+          <w:numId w:val="1018"/>
         </w:numPr>
       </w:pPr>
       <w:r>
         <w:rPr>
           <w:rFonts w:hint="eastAsia"/>
         </w:rPr>
-        <w:t xml:space="preserve">五岗位适配检查：本次台下岗位构成（行政/业务/技术/市场/管理层）的示例是否全程对齐？有没有讲偏到某个行业的例子？</w:t>
+        <w:t xml:space="preserve">收集</w:t>
+      </w:r>
+      <w:r>
+        <w:t xml:space="preserve"> 3 </w:t>
+      </w:r>
+      <w:r>
+        <w:rPr>
+          <w:rFonts w:hint="eastAsia"/>
+        </w:rPr>
+        <w:t xml:space="preserve">条”最有用/最不清楚”反馈，迭代下一期</w:t>
       </w:r>
     </w:p>
     <w:p>
@@ -3054,32 +3121,14 @@
         <w:pStyle w:val="Compact"/>
         <w:numPr>
           <w:ilvl w:val="0"/>
-          <w:numId w:val="1017"/>
+          <w:numId w:val="1018"/>
         </w:numPr>
       </w:pPr>
       <w:r>
         <w:rPr>
           <w:rFonts w:hint="eastAsia"/>
         </w:rPr>
-        <w:t xml:space="preserve">收集课后用例：各部门课后提交</w:t>
-      </w:r>
-      <w:r>
-        <w:t xml:space="preserve"> 1 </w:t>
-      </w:r>
-      <w:r>
-        <w:rPr>
-          <w:rFonts w:hint="eastAsia"/>
-        </w:rPr>
-        <w:t xml:space="preserve">个真实用例，汇总进《落地</w:t>
-      </w:r>
-      <w:r>
-        <w:t xml:space="preserve"> 90 </w:t>
-      </w:r>
-      <w:r>
-        <w:rPr>
-          <w:rFonts w:hint="eastAsia"/>
-        </w:rPr>
-        <w:t xml:space="preserve">天》跟踪</w:t>
+        <w:t xml:space="preserve">五岗位适配检查：本次台下岗位构成（行政/业务/技术/市场/管理层）的示例是否全程对齐？有没有讲偏到某个行业的例子？</w:t>
       </w:r>
     </w:p>
     <w:p>
@@ -3087,7 +3136,40 @@
         <w:pStyle w:val="Compact"/>
         <w:numPr>
           <w:ilvl w:val="0"/>
-          <w:numId w:val="1017"/>
+          <w:numId w:val="1018"/>
+        </w:numPr>
+      </w:pPr>
+      <w:r>
+        <w:rPr>
+          <w:rFonts w:hint="eastAsia"/>
+        </w:rPr>
+        <w:t xml:space="preserve">收集课后用例：各部门课后提交</w:t>
+      </w:r>
+      <w:r>
+        <w:t xml:space="preserve"> 1 </w:t>
+      </w:r>
+      <w:r>
+        <w:rPr>
+          <w:rFonts w:hint="eastAsia"/>
+        </w:rPr>
+        <w:t xml:space="preserve">个真实用例，汇总进《落地</w:t>
+      </w:r>
+      <w:r>
+        <w:t xml:space="preserve"> 90 </w:t>
+      </w:r>
+      <w:r>
+        <w:rPr>
+          <w:rFonts w:hint="eastAsia"/>
+        </w:rPr>
+        <w:t xml:space="preserve">天》跟踪</w:t>
+      </w:r>
+    </w:p>
+    <w:p>
+      <w:pPr>
+        <w:pStyle w:val="Compact"/>
+        <w:numPr>
+          <w:ilvl w:val="0"/>
+          <w:numId w:val="1018"/>
         </w:numPr>
       </w:pPr>
       <w:r>
@@ -4184,6 +4266,9 @@
     <w:abstractNumId w:val="992"/>
   </w:num>
   <w:num w:numId="1017">
+    <w:abstractNumId w:val="992"/>
+  </w:num>
+  <w:num w:numId="1018">
     <w:abstractNumId w:val="991"/>
   </w:num>
 </w:numbering>

--- a/企业AI培训_交付包/初级课程_完整交付包/07_讲师资源/讲师授课指南.docx
+++ b/企业AI培训_交付包/初级课程_完整交付包/07_讲师资源/讲师授课指南.docx
@@ -80,7 +80,7 @@
         <w:rPr>
           <w:rFonts w:hint="eastAsia"/>
         </w:rPr>
-        <w:t xml:space="preserve">，48</w:t>
+        <w:t xml:space="preserve">，49</w:t>
       </w:r>
       <w:r>
         <w:t xml:space="preserve"> </w:t>
@@ -145,7 +145,7 @@
           <w:b/>
           <w:bCs/>
         </w:rPr>
-        <w:t xml:space="preserve">v3.2 </w:t>
+        <w:t xml:space="preserve">v3.3 </w:t>
       </w:r>
       <w:r>
         <w:rPr>
@@ -162,7 +162,7 @@
         <w:t xml:space="preserve">：PPT1</w:t>
       </w:r>
       <w:r>
-        <w:t xml:space="preserve"> = 48 </w:t>
+        <w:t xml:space="preserve"> = 49 </w:t>
       </w:r>
       <w:r>
         <w:rPr>
@@ -175,7 +175,7 @@
           <w:b/>
           <w:bCs/>
         </w:rPr>
-        <w:t xml:space="preserve">v3.2 </w:t>
+        <w:t xml:space="preserve">v3.3 </w:t>
       </w:r>
       <w:r>
         <w:rPr>
@@ -190,7 +190,7 @@
           <w:b/>
           <w:bCs/>
         </w:rPr>
-        <w:t xml:space="preserve"> P29 </w:t>
+        <w:t xml:space="preserve"> P42 AI </w:t>
       </w:r>
       <w:r>
         <w:rPr>
@@ -198,14 +198,14 @@
           <w:b/>
           <w:bCs/>
         </w:rPr>
-        <w:t xml:space="preserve">省钱账（立项汇报口径）/</w:t>
+        <w:t xml:space="preserve">诈骗防身（换声/换脸/钓鱼信，保命级必讲）+</w:t>
       </w:r>
       <w:r>
         <w:rPr>
           <w:b/>
           <w:bCs/>
         </w:rPr>
-        <w:t xml:space="preserve"> P41 </w:t>
+        <w:t xml:space="preserve"> </w:t>
       </w:r>
       <w:r>
         <w:rPr>
@@ -213,14 +213,14 @@
           <w:b/>
           <w:bCs/>
         </w:rPr>
-        <w:t xml:space="preserve">三个翻车案例</w:t>
+        <w:t xml:space="preserve">讲义补「AI</w:t>
       </w:r>
       <w:r>
         <w:rPr>
           <w:b/>
           <w:bCs/>
         </w:rPr>
-        <w:t xml:space="preserve"> / P45 </w:t>
+        <w:t xml:space="preserve"> </w:t>
       </w:r>
       <w:r>
         <w:rPr>
@@ -228,14 +228,20 @@
           <w:b/>
           <w:bCs/>
         </w:rPr>
-        <w:t xml:space="preserve">翻车演练（5</w:t>
+        <w:t xml:space="preserve">不记得你」/「你的数据去哪了」</w:t>
+      </w:r>
+      <w:r>
+        <w:rPr>
+          <w:rFonts w:hint="eastAsia"/>
+        </w:rPr>
+        <w:t xml:space="preserve">；</w:t>
       </w:r>
       <w:r>
         <w:rPr>
           <w:b/>
           <w:bCs/>
         </w:rPr>
-        <w:t xml:space="preserve"> </w:t>
+        <w:t xml:space="preserve">v3.2 </w:t>
       </w:r>
       <w:r>
         <w:rPr>
@@ -243,6 +249,66 @@
           <w:b/>
           <w:bCs/>
         </w:rPr>
+        <w:t xml:space="preserve">新增</w:t>
+      </w:r>
+      <w:r>
+        <w:rPr>
+          <w:b/>
+          <w:bCs/>
+        </w:rPr>
+        <w:t xml:space="preserve"> P29 </w:t>
+      </w:r>
+      <w:r>
+        <w:rPr>
+          <w:rFonts w:hint="eastAsia"/>
+          <w:b/>
+          <w:bCs/>
+        </w:rPr>
+        <w:t xml:space="preserve">省钱账（立项汇报口径）/</w:t>
+      </w:r>
+      <w:r>
+        <w:rPr>
+          <w:b/>
+          <w:bCs/>
+        </w:rPr>
+        <w:t xml:space="preserve"> P41 </w:t>
+      </w:r>
+      <w:r>
+        <w:rPr>
+          <w:rFonts w:hint="eastAsia"/>
+          <w:b/>
+          <w:bCs/>
+        </w:rPr>
+        <w:t xml:space="preserve">三个翻车案例</w:t>
+      </w:r>
+      <w:r>
+        <w:rPr>
+          <w:b/>
+          <w:bCs/>
+        </w:rPr>
+        <w:t xml:space="preserve"> / P46 </w:t>
+      </w:r>
+      <w:r>
+        <w:rPr>
+          <w:rFonts w:hint="eastAsia"/>
+          <w:b/>
+          <w:bCs/>
+        </w:rPr>
+        <w:t xml:space="preserve">翻车演练（5</w:t>
+      </w:r>
+      <w:r>
+        <w:rPr>
+          <w:b/>
+          <w:bCs/>
+        </w:rPr>
+        <w:t xml:space="preserve"> </w:t>
+      </w:r>
+      <w:r>
+        <w:rPr>
+          <w:rFonts w:hint="eastAsia"/>
+          <w:b/>
+          <w:bCs/>
+        </w:rPr>
         <w:t xml:space="preserve">分钟实操）+《课前小测与课后打卡单》</w:t>
       </w:r>
       <w:r>
@@ -351,7 +417,7 @@
         <w:t xml:space="preserve">成本</w:t>
       </w:r>
       <w:r>
-        <w:t xml:space="preserve"> / P46 </w:t>
+        <w:t xml:space="preserve"> / P47 </w:t>
       </w:r>
       <w:r>
         <w:rPr>
@@ -1177,7 +1243,7 @@
         <w:t xml:space="preserve">15min（含</w:t>
       </w:r>
       <w:r>
-        <w:t xml:space="preserve"> P46 </w:t>
+        <w:t xml:space="preserve"> P47 </w:t>
       </w:r>
       <w:r>
         <w:rPr>
@@ -1576,7 +1642,7 @@
         <w:rPr>
           <w:rFonts w:hint="eastAsia"/>
         </w:rPr>
-        <w:t xml:space="preserve">条素养自查清单（P47），差哪项课后补；P46</w:t>
+        <w:t xml:space="preserve">条素养自查清单（P48），差哪项课后补；P47</w:t>
       </w:r>
       <w:r>
         <w:t xml:space="preserve"> </w:t>
@@ -2366,7 +2432,7 @@
           <w:b/>
           <w:bCs/>
         </w:rPr>
-        <w:t xml:space="preserve">48 </w:t>
+        <w:t xml:space="preserve">49 </w:t>
       </w:r>
       <w:r>
         <w:rPr>
@@ -2457,7 +2523,7 @@
         <w:t xml:space="preserve">成本</w:t>
       </w:r>
       <w:r>
-        <w:t xml:space="preserve"> / P46 </w:t>
+        <w:t xml:space="preserve"> / P47 </w:t>
       </w:r>
       <w:r>
         <w:rPr>

--- a/企业AI培训_交付包/初级课程_完整交付包/07_讲师资源/讲师授课指南.docx
+++ b/企业AI培训_交付包/初级课程_完整交付包/07_讲师资源/讲师授课指南.docx
@@ -80,7 +80,7 @@
         <w:rPr>
           <w:rFonts w:hint="eastAsia"/>
         </w:rPr>
-        <w:t xml:space="preserve">，49</w:t>
+        <w:t xml:space="preserve">，51</w:t>
       </w:r>
       <w:r>
         <w:t xml:space="preserve"> </w:t>
@@ -162,7 +162,7 @@
         <w:t xml:space="preserve">：PPT1</w:t>
       </w:r>
       <w:r>
-        <w:t xml:space="preserve"> = 49 </w:t>
+        <w:t xml:space="preserve"> = 51 </w:t>
       </w:r>
       <w:r>
         <w:rPr>
@@ -175,7 +175,7 @@
           <w:b/>
           <w:bCs/>
         </w:rPr>
-        <w:t xml:space="preserve">v3.3 </w:t>
+        <w:t xml:space="preserve">v3.4 </w:t>
       </w:r>
       <w:r>
         <w:rPr>
@@ -190,15 +190,15 @@
           <w:b/>
           <w:bCs/>
         </w:rPr>
-        <w:t xml:space="preserve"> P42 AI </w:t>
-      </w:r>
-      <w:r>
-        <w:rPr>
-          <w:rFonts w:hint="eastAsia"/>
-          <w:b/>
-          <w:bCs/>
-        </w:rPr>
-        <w:t xml:space="preserve">诈骗防身（换声/换脸/钓鱼信，保命级必讲）+</w:t>
+        <w:t xml:space="preserve"> P24「5 </w:t>
+      </w:r>
+      <w:r>
+        <w:rPr>
+          <w:rFonts w:hint="eastAsia"/>
+          <w:b/>
+          <w:bCs/>
+        </w:rPr>
+        <w:t xml:space="preserve">个办公模板开干」（现场填空练习）+</w:t>
       </w:r>
       <w:r>
         <w:rPr>
@@ -213,6 +213,51 @@
           <w:b/>
           <w:bCs/>
         </w:rPr>
+        <w:t xml:space="preserve">P44「验证四步」（查数据/查关键/交叉/标注）+</w:t>
+      </w:r>
+      <w:r>
+        <w:rPr>
+          <w:b/>
+          <w:bCs/>
+        </w:rPr>
+        <w:t xml:space="preserve"> P2 </w:t>
+      </w:r>
+      <w:r>
+        <w:rPr>
+          <w:rFonts w:hint="eastAsia"/>
+          <w:b/>
+          <w:bCs/>
+        </w:rPr>
+        <w:t xml:space="preserve">名词速览/P43</w:t>
+      </w:r>
+      <w:r>
+        <w:rPr>
+          <w:b/>
+          <w:bCs/>
+        </w:rPr>
+        <w:t xml:space="preserve"> </w:t>
+      </w:r>
+      <w:r>
+        <w:rPr>
+          <w:rFonts w:hint="eastAsia"/>
+          <w:b/>
+          <w:bCs/>
+        </w:rPr>
+        <w:t xml:space="preserve">诈骗防身重排小卡</w:t>
+      </w:r>
+      <w:r>
+        <w:rPr>
+          <w:b/>
+          <w:bCs/>
+        </w:rPr>
+        <w:t xml:space="preserve"> + </w:t>
+      </w:r>
+      <w:r>
+        <w:rPr>
+          <w:rFonts w:hint="eastAsia"/>
+          <w:b/>
+          <w:bCs/>
+        </w:rPr>
         <w:t xml:space="preserve">讲义补「AI</w:t>
       </w:r>
       <w:r>
@@ -228,7 +273,37 @@
           <w:b/>
           <w:bCs/>
         </w:rPr>
-        <w:t xml:space="preserve">不记得你」/「你的数据去哪了」</w:t>
+        <w:t xml:space="preserve">不记得你」/「你的数据去哪了」（v3.3</w:t>
+      </w:r>
+      <w:r>
+        <w:rPr>
+          <w:b/>
+          <w:bCs/>
+        </w:rPr>
+        <w:t xml:space="preserve"> </w:t>
+      </w:r>
+      <w:r>
+        <w:rPr>
+          <w:rFonts w:hint="eastAsia"/>
+          <w:b/>
+          <w:bCs/>
+        </w:rPr>
+        <w:t xml:space="preserve">新增</w:t>
+      </w:r>
+      <w:r>
+        <w:rPr>
+          <w:b/>
+          <w:bCs/>
+        </w:rPr>
+        <w:t xml:space="preserve"> P43 AI </w:t>
+      </w:r>
+      <w:r>
+        <w:rPr>
+          <w:rFonts w:hint="eastAsia"/>
+          <w:b/>
+          <w:bCs/>
+        </w:rPr>
+        <w:t xml:space="preserve">诈骗防身，保命级必讲）</w:t>
       </w:r>
       <w:r>
         <w:rPr>
@@ -256,7 +331,7 @@
           <w:b/>
           <w:bCs/>
         </w:rPr>
-        <w:t xml:space="preserve"> P29 </w:t>
+        <w:t xml:space="preserve"> P30 </w:t>
       </w:r>
       <w:r>
         <w:rPr>
@@ -271,7 +346,7 @@
           <w:b/>
           <w:bCs/>
         </w:rPr>
-        <w:t xml:space="preserve"> P41 </w:t>
+        <w:t xml:space="preserve"> P42 </w:t>
       </w:r>
       <w:r>
         <w:rPr>
@@ -286,7 +361,7 @@
           <w:b/>
           <w:bCs/>
         </w:rPr>
-        <w:t xml:space="preserve"> / P46 </w:t>
+        <w:t xml:space="preserve"> / P48 </w:t>
       </w:r>
       <w:r>
         <w:rPr>
@@ -399,7 +474,7 @@
         <w:t xml:space="preserve">招</w:t>
       </w:r>
       <w:r>
-        <w:t xml:space="preserve"> / P27 </w:t>
+        <w:t xml:space="preserve"> / P28 </w:t>
       </w:r>
       <w:r>
         <w:rPr>
@@ -408,7 +483,7 @@
         <w:t xml:space="preserve">国外标杆</w:t>
       </w:r>
       <w:r>
-        <w:t xml:space="preserve"> / P28 </w:t>
+        <w:t xml:space="preserve"> / P29 </w:t>
       </w:r>
       <w:r>
         <w:rPr>
@@ -417,7 +492,7 @@
         <w:t xml:space="preserve">成本</w:t>
       </w:r>
       <w:r>
-        <w:t xml:space="preserve"> / P47 </w:t>
+        <w:t xml:space="preserve"> / P49 </w:t>
       </w:r>
       <w:r>
         <w:rPr>
@@ -432,7 +507,7 @@
         <w:rPr>
           <w:rFonts w:hint="eastAsia"/>
         </w:rPr>
-        <w:t xml:space="preserve">天，P26</w:t>
+        <w:t xml:space="preserve">天，P27</w:t>
       </w:r>
       <w:r>
         <w:t xml:space="preserve"> </w:t>
@@ -1243,7 +1318,7 @@
         <w:t xml:space="preserve">15min（含</w:t>
       </w:r>
       <w:r>
-        <w:t xml:space="preserve"> P47 </w:t>
+        <w:t xml:space="preserve"> P49 </w:t>
       </w:r>
       <w:r>
         <w:rPr>
@@ -1515,7 +1590,7 @@
         <w:rPr>
           <w:rFonts w:hint="eastAsia"/>
         </w:rPr>
-        <w:t xml:space="preserve">P32，照讲义逐字稿执行）：发一句话任务</w:t>
+        <w:t xml:space="preserve">P33，照讲义逐字稿执行）：发一句话任务</w:t>
       </w:r>
       <w:r>
         <w:t xml:space="preserve"> → </w:t>
@@ -1642,7 +1717,7 @@
         <w:rPr>
           <w:rFonts w:hint="eastAsia"/>
         </w:rPr>
-        <w:t xml:space="preserve">条素养自查清单（P48），差哪项课后补；P47</w:t>
+        <w:t xml:space="preserve">条素养自查清单（P50），差哪项课后补；P49</w:t>
       </w:r>
       <w:r>
         <w:t xml:space="preserve"> </w:t>
@@ -2432,7 +2507,7 @@
           <w:b/>
           <w:bCs/>
         </w:rPr>
-        <w:t xml:space="preserve">49 </w:t>
+        <w:t xml:space="preserve">51 </w:t>
       </w:r>
       <w:r>
         <w:rPr>
@@ -2496,7 +2571,25 @@
         <w:t xml:space="preserve">招</w:t>
       </w:r>
       <w:r>
-        <w:t xml:space="preserve"> / P26 </w:t>
+        <w:t xml:space="preserve"> / P24 </w:t>
+      </w:r>
+      <w:r>
+        <w:rPr>
+          <w:rFonts w:hint="eastAsia"/>
+        </w:rPr>
+        <w:t xml:space="preserve">办公模板</w:t>
+      </w:r>
+      <w:r>
+        <w:t xml:space="preserve"> 5 </w:t>
+      </w:r>
+      <w:r>
+        <w:rPr>
+          <w:rFonts w:hint="eastAsia"/>
+        </w:rPr>
+        <w:t xml:space="preserve">卡</w:t>
+      </w:r>
+      <w:r>
+        <w:t xml:space="preserve"> / P27 </w:t>
       </w:r>
       <w:r>
         <w:rPr>
@@ -2505,7 +2598,7 @@
         <w:t xml:space="preserve">国产五强</w:t>
       </w:r>
       <w:r>
-        <w:t xml:space="preserve"> / P27 </w:t>
+        <w:t xml:space="preserve"> / P28 </w:t>
       </w:r>
       <w:r>
         <w:rPr>
@@ -2514,7 +2607,7 @@
         <w:t xml:space="preserve">国外标杆</w:t>
       </w:r>
       <w:r>
-        <w:t xml:space="preserve"> / P28 </w:t>
+        <w:t xml:space="preserve"> / P29 </w:t>
       </w:r>
       <w:r>
         <w:rPr>
@@ -2523,7 +2616,25 @@
         <w:t xml:space="preserve">成本</w:t>
       </w:r>
       <w:r>
-        <w:t xml:space="preserve"> / P47 </w:t>
+        <w:t xml:space="preserve"> / P43 </w:t>
+      </w:r>
+      <w:r>
+        <w:rPr>
+          <w:rFonts w:hint="eastAsia"/>
+        </w:rPr>
+        <w:t xml:space="preserve">诈骗防身</w:t>
+      </w:r>
+      <w:r>
+        <w:t xml:space="preserve"> / P44 </w:t>
+      </w:r>
+      <w:r>
+        <w:rPr>
+          <w:rFonts w:hint="eastAsia"/>
+        </w:rPr>
+        <w:t xml:space="preserve">验证四步</w:t>
+      </w:r>
+      <w:r>
+        <w:t xml:space="preserve"> / P49 </w:t>
       </w:r>
       <w:r>
         <w:rPr>
@@ -2654,7 +2765,7 @@
         <w:rPr>
           <w:rFonts w:hint="eastAsia"/>
         </w:rPr>
-        <w:t xml:space="preserve">国产五强模型（P26）可用性核对——榜单月月变，开课前确认</w:t>
+        <w:t xml:space="preserve">国产五强模型（P27）可用性核对——榜单月月变，开课前确认</w:t>
       </w:r>
       <w:r>
         <w:t xml:space="preserve"> 5 </w:t>

--- a/企业AI培训_交付包/初级课程_完整交付包/07_讲师资源/讲师授课指南.docx
+++ b/企业AI培训_交付包/初级课程_完整交付包/07_讲师资源/讲师授课指南.docx
@@ -80,7 +80,7 @@
         <w:rPr>
           <w:rFonts w:hint="eastAsia"/>
         </w:rPr>
-        <w:t xml:space="preserve">，51</w:t>
+        <w:t xml:space="preserve">，52</w:t>
       </w:r>
       <w:r>
         <w:t xml:space="preserve"> </w:t>
@@ -145,7 +145,7 @@
           <w:b/>
           <w:bCs/>
         </w:rPr>
-        <w:t xml:space="preserve">v3.3 </w:t>
+        <w:t xml:space="preserve">v3.5 </w:t>
       </w:r>
       <w:r>
         <w:rPr>
@@ -162,7 +162,7 @@
         <w:t xml:space="preserve">：PPT1</w:t>
       </w:r>
       <w:r>
-        <w:t xml:space="preserve"> = 51 </w:t>
+        <w:t xml:space="preserve"> = 52 </w:t>
       </w:r>
       <w:r>
         <w:rPr>
@@ -175,6 +175,90 @@
           <w:b/>
           <w:bCs/>
         </w:rPr>
+        <w:t xml:space="preserve">v3.5 </w:t>
+      </w:r>
+      <w:r>
+        <w:rPr>
+          <w:rFonts w:hint="eastAsia"/>
+          <w:b/>
+          <w:bCs/>
+        </w:rPr>
+        <w:t xml:space="preserve">全量修复+小白增强</w:t>
+      </w:r>
+      <w:r>
+        <w:rPr>
+          <w:rFonts w:hint="eastAsia"/>
+        </w:rPr>
+        <w:t xml:space="preserve">——全</w:t>
+      </w:r>
+      <w:r>
+        <w:t xml:space="preserve"> deck </w:t>
+      </w:r>
+      <w:r>
+        <w:rPr>
+          <w:rFonts w:hint="eastAsia"/>
+        </w:rPr>
+        <w:t xml:space="preserve">文字溢出修复</w:t>
+      </w:r>
+      <w:r>
+        <w:t xml:space="preserve"> + P48 </w:t>
+      </w:r>
+      <w:r>
+        <w:rPr>
+          <w:rFonts w:hint="eastAsia"/>
+        </w:rPr>
+        <w:t xml:space="preserve">破损图修复</w:t>
+      </w:r>
+      <w:r>
+        <w:t xml:space="preserve"> + P2 </w:t>
+      </w:r>
+      <w:r>
+        <w:rPr>
+          <w:rFonts w:hint="eastAsia"/>
+        </w:rPr>
+        <w:t xml:space="preserve">名词速览扩至</w:t>
+      </w:r>
+      <w:r>
+        <w:t xml:space="preserve"> 20 </w:t>
+      </w:r>
+      <w:r>
+        <w:rPr>
+          <w:rFonts w:hint="eastAsia"/>
+        </w:rPr>
+        <w:t xml:space="preserve">词（全覆盖）+</w:t>
+      </w:r>
+      <w:r>
+        <w:t xml:space="preserve"> </w:t>
+      </w:r>
+      <w:r>
+        <w:rPr>
+          <w:rFonts w:hint="eastAsia"/>
+        </w:rPr>
+        <w:t xml:space="preserve">新</w:t>
+      </w:r>
+      <w:r>
+        <w:t xml:space="preserve"> </w:t>
+      </w:r>
+      <w:r>
+        <w:rPr>
+          <w:rFonts w:hint="eastAsia"/>
+        </w:rPr>
+        <w:t xml:space="preserve">P11「理解大模型</w:t>
+      </w:r>
+      <w:r>
+        <w:t xml:space="preserve"> 5 </w:t>
+      </w:r>
+      <w:r>
+        <w:rPr>
+          <w:rFonts w:hint="eastAsia"/>
+        </w:rPr>
+        <w:t xml:space="preserve">步从浅到深」（纯小白视角）；</w:t>
+      </w:r>
+      <w:r>
+        <w:rPr>
+          <w:b/>
+          <w:bCs/>
+        </w:rPr>
         <w:t xml:space="preserve">v3.4 </w:t>
       </w:r>
       <w:r>
@@ -190,7 +274,7 @@
           <w:b/>
           <w:bCs/>
         </w:rPr>
-        <w:t xml:space="preserve"> P24「5 </w:t>
+        <w:t xml:space="preserve"> P25「5 </w:t>
       </w:r>
       <w:r>
         <w:rPr>
@@ -213,7 +297,7 @@
           <w:b/>
           <w:bCs/>
         </w:rPr>
-        <w:t xml:space="preserve">P44「验证四步」（查数据/查关键/交叉/标注）+</w:t>
+        <w:t xml:space="preserve">P45「验证四步」（查数据/查关键/交叉/标注）+</w:t>
       </w:r>
       <w:r>
         <w:rPr>
@@ -228,7 +312,7 @@
           <w:b/>
           <w:bCs/>
         </w:rPr>
-        <w:t xml:space="preserve">名词速览/P43</w:t>
+        <w:t xml:space="preserve">名词速览/P44</w:t>
       </w:r>
       <w:r>
         <w:rPr>
@@ -295,7 +379,7 @@
           <w:b/>
           <w:bCs/>
         </w:rPr>
-        <w:t xml:space="preserve"> P43 AI </w:t>
+        <w:t xml:space="preserve"> P44 AI </w:t>
       </w:r>
       <w:r>
         <w:rPr>
@@ -331,7 +415,7 @@
           <w:b/>
           <w:bCs/>
         </w:rPr>
-        <w:t xml:space="preserve"> P30 </w:t>
+        <w:t xml:space="preserve"> P31 </w:t>
       </w:r>
       <w:r>
         <w:rPr>
@@ -346,7 +430,7 @@
           <w:b/>
           <w:bCs/>
         </w:rPr>
-        <w:t xml:space="preserve"> P42 </w:t>
+        <w:t xml:space="preserve"> P43 </w:t>
       </w:r>
       <w:r>
         <w:rPr>
@@ -361,7 +445,7 @@
           <w:b/>
           <w:bCs/>
         </w:rPr>
-        <w:t xml:space="preserve"> / P48 </w:t>
+        <w:t xml:space="preserve"> / P49 </w:t>
       </w:r>
       <w:r>
         <w:rPr>
@@ -447,7 +531,7 @@
         <w:t xml:space="preserve">页</w:t>
       </w:r>
       <w:r>
-        <w:t xml:space="preserve"> P16 </w:t>
+        <w:t xml:space="preserve"> P17 </w:t>
       </w:r>
       <w:r>
         <w:rPr>
@@ -456,7 +540,7 @@
         <w:t xml:space="preserve">参数</w:t>
       </w:r>
       <w:r>
-        <w:t xml:space="preserve"> / P17 MoE / P23 </w:t>
+        <w:t xml:space="preserve"> / P18 MoE / P24 </w:t>
       </w:r>
       <w:r>
         <w:rPr>
@@ -474,7 +558,7 @@
         <w:t xml:space="preserve">招</w:t>
       </w:r>
       <w:r>
-        <w:t xml:space="preserve"> / P28 </w:t>
+        <w:t xml:space="preserve"> / P29 </w:t>
       </w:r>
       <w:r>
         <w:rPr>
@@ -483,7 +567,7 @@
         <w:t xml:space="preserve">国外标杆</w:t>
       </w:r>
       <w:r>
-        <w:t xml:space="preserve"> / P29 </w:t>
+        <w:t xml:space="preserve"> / P30 </w:t>
       </w:r>
       <w:r>
         <w:rPr>
@@ -492,7 +576,7 @@
         <w:t xml:space="preserve">成本</w:t>
       </w:r>
       <w:r>
-        <w:t xml:space="preserve"> / P49 </w:t>
+        <w:t xml:space="preserve"> / P50 </w:t>
       </w:r>
       <w:r>
         <w:rPr>
@@ -507,7 +591,7 @@
         <w:rPr>
           <w:rFonts w:hint="eastAsia"/>
         </w:rPr>
-        <w:t xml:space="preserve">天，P27</w:t>
+        <w:t xml:space="preserve">天，P28</w:t>
       </w:r>
       <w:r>
         <w:t xml:space="preserve"> </w:t>
@@ -1318,7 +1402,7 @@
         <w:t xml:space="preserve">15min（含</w:t>
       </w:r>
       <w:r>
-        <w:t xml:space="preserve"> P49 </w:t>
+        <w:t xml:space="preserve"> P50 </w:t>
       </w:r>
       <w:r>
         <w:rPr>
@@ -1590,7 +1674,7 @@
         <w:rPr>
           <w:rFonts w:hint="eastAsia"/>
         </w:rPr>
-        <w:t xml:space="preserve">P33，照讲义逐字稿执行）：发一句话任务</w:t>
+        <w:t xml:space="preserve">P34，照讲义逐字稿执行）：发一句话任务</w:t>
       </w:r>
       <w:r>
         <w:t xml:space="preserve"> → </w:t>
@@ -1717,7 +1801,7 @@
         <w:rPr>
           <w:rFonts w:hint="eastAsia"/>
         </w:rPr>
-        <w:t xml:space="preserve">条素养自查清单（P50），差哪项课后补；P49</w:t>
+        <w:t xml:space="preserve">条素养自查清单（P51），差哪项课后补；P50</w:t>
       </w:r>
       <w:r>
         <w:t xml:space="preserve"> </w:t>
@@ -2507,7 +2591,7 @@
           <w:b/>
           <w:bCs/>
         </w:rPr>
-        <w:t xml:space="preserve">51 </w:t>
+        <w:t xml:space="preserve">52 </w:t>
       </w:r>
       <w:r>
         <w:rPr>
@@ -2544,7 +2628,25 @@
         <w:t xml:space="preserve">；含</w:t>
       </w:r>
       <w:r>
-        <w:t xml:space="preserve"> P16 </w:t>
+        <w:t xml:space="preserve"> P11 </w:t>
+      </w:r>
+      <w:r>
+        <w:rPr>
+          <w:rFonts w:hint="eastAsia"/>
+        </w:rPr>
+        <w:t xml:space="preserve">理解大模型</w:t>
+      </w:r>
+      <w:r>
+        <w:t xml:space="preserve"> 5 </w:t>
+      </w:r>
+      <w:r>
+        <w:rPr>
+          <w:rFonts w:hint="eastAsia"/>
+        </w:rPr>
+        <w:t xml:space="preserve">步</w:t>
+      </w:r>
+      <w:r>
+        <w:t xml:space="preserve"> / P17 </w:t>
       </w:r>
       <w:r>
         <w:rPr>
@@ -2553,7 +2655,7 @@
         <w:t xml:space="preserve">参数五档</w:t>
       </w:r>
       <w:r>
-        <w:t xml:space="preserve"> / P17 MoE / P23 </w:t>
+        <w:t xml:space="preserve"> / P18 MoE / P24 </w:t>
       </w:r>
       <w:r>
         <w:rPr>
@@ -2571,7 +2673,7 @@
         <w:t xml:space="preserve">招</w:t>
       </w:r>
       <w:r>
-        <w:t xml:space="preserve"> / P24 </w:t>
+        <w:t xml:space="preserve"> / P25 </w:t>
       </w:r>
       <w:r>
         <w:rPr>
@@ -2589,7 +2691,7 @@
         <w:t xml:space="preserve">卡</w:t>
       </w:r>
       <w:r>
-        <w:t xml:space="preserve"> / P27 </w:t>
+        <w:t xml:space="preserve"> / P28 </w:t>
       </w:r>
       <w:r>
         <w:rPr>
@@ -2598,7 +2700,7 @@
         <w:t xml:space="preserve">国产五强</w:t>
       </w:r>
       <w:r>
-        <w:t xml:space="preserve"> / P28 </w:t>
+        <w:t xml:space="preserve"> / P29 </w:t>
       </w:r>
       <w:r>
         <w:rPr>
@@ -2607,7 +2709,7 @@
         <w:t xml:space="preserve">国外标杆</w:t>
       </w:r>
       <w:r>
-        <w:t xml:space="preserve"> / P29 </w:t>
+        <w:t xml:space="preserve"> / P30 </w:t>
       </w:r>
       <w:r>
         <w:rPr>
@@ -2616,7 +2718,7 @@
         <w:t xml:space="preserve">成本</w:t>
       </w:r>
       <w:r>
-        <w:t xml:space="preserve"> / P43 </w:t>
+        <w:t xml:space="preserve"> / P44 </w:t>
       </w:r>
       <w:r>
         <w:rPr>
@@ -2625,7 +2727,7 @@
         <w:t xml:space="preserve">诈骗防身</w:t>
       </w:r>
       <w:r>
-        <w:t xml:space="preserve"> / P44 </w:t>
+        <w:t xml:space="preserve"> / P45 </w:t>
       </w:r>
       <w:r>
         <w:rPr>
@@ -2634,7 +2736,7 @@
         <w:t xml:space="preserve">验证四步</w:t>
       </w:r>
       <w:r>
-        <w:t xml:space="preserve"> / P49 </w:t>
+        <w:t xml:space="preserve"> / P50 </w:t>
       </w:r>
       <w:r>
         <w:rPr>
@@ -2765,7 +2867,7 @@
         <w:rPr>
           <w:rFonts w:hint="eastAsia"/>
         </w:rPr>
-        <w:t xml:space="preserve">国产五强模型（P27）可用性核对——榜单月月变，开课前确认</w:t>
+        <w:t xml:space="preserve">国产五强模型（P28）可用性核对——榜单月月变，开课前确认</w:t>
       </w:r>
       <w:r>
         <w:t xml:space="preserve"> 5 </w:t>

--- a/企业AI培训_交付包/初级课程_完整交付包/07_讲师资源/讲师授课指南.docx
+++ b/企业AI培训_交付包/初级课程_完整交付包/07_讲师资源/讲师授课指南.docx
@@ -80,7 +80,7 @@
         <w:rPr>
           <w:rFonts w:hint="eastAsia"/>
         </w:rPr>
-        <w:t xml:space="preserve">，52</w:t>
+        <w:t xml:space="preserve">，53</w:t>
       </w:r>
       <w:r>
         <w:t xml:space="preserve"> </w:t>
@@ -107,7 +107,7 @@
         <w:rPr>
           <w:rFonts w:hint="eastAsia"/>
         </w:rPr>
-        <w:t xml:space="preserve">v3.2（</w:t>
+        <w:t xml:space="preserve">v3.6（</w:t>
       </w:r>
       <w:r>
         <w:rPr>
@@ -123,13 +123,49 @@
         <w:t xml:space="preserve">，逐字稿）、学员工具包速查卡（含</w:t>
       </w:r>
       <w:r>
-        <w:t xml:space="preserve"> 12 </w:t>
-      </w:r>
-      <w:r>
-        <w:rPr>
-          <w:rFonts w:hint="eastAsia"/>
-        </w:rPr>
-        <w:t xml:space="preserve">词表）、《课前小测与课后打卡单》、考核题库。</w:t>
+        <w:t xml:space="preserve"> 22 </w:t>
+      </w:r>
+      <w:r>
+        <w:rPr>
+          <w:rFonts w:hint="eastAsia"/>
+        </w:rPr>
+        <w:t xml:space="preserve">词表</w:t>
+      </w:r>
+      <w:r>
+        <w:t xml:space="preserve"> + </w:t>
+      </w:r>
+      <w:r>
+        <w:rPr>
+          <w:rFonts w:hint="eastAsia"/>
+        </w:rPr>
+        <w:t xml:space="preserve">前</w:t>
+      </w:r>
+      <w:r>
+        <w:t xml:space="preserve"> 3 </w:t>
+      </w:r>
+      <w:r>
+        <w:rPr>
+          <w:rFonts w:hint="eastAsia"/>
+        </w:rPr>
+        <w:t xml:space="preserve">句话/改稿</w:t>
+      </w:r>
+      <w:r>
+        <w:t xml:space="preserve"> 5 </w:t>
+      </w:r>
+      <w:r>
+        <w:rPr>
+          <w:rFonts w:hint="eastAsia"/>
+        </w:rPr>
+        <w:t xml:space="preserve">句/Week</w:t>
+      </w:r>
+      <w:r>
+        <w:t xml:space="preserve"> 1 </w:t>
+      </w:r>
+      <w:r>
+        <w:rPr>
+          <w:rFonts w:hint="eastAsia"/>
+        </w:rPr>
+        <w:t xml:space="preserve">七天）、《课前小测与课后打卡单》、考核题库。</w:t>
       </w:r>
       <w:r>
         <w:t xml:space="preserve"> </w:t>
@@ -138,14 +174,14 @@
         <w:rPr>
           <w:rFonts w:hint="eastAsia"/>
         </w:rPr>
-        <w:t xml:space="preserve">日期：2026-09-04（</w:t>
-      </w:r>
-      <w:r>
-        <w:rPr>
-          <w:b/>
-          <w:bCs/>
-        </w:rPr>
-        <w:t xml:space="preserve">v3.5 </w:t>
+        <w:t xml:space="preserve">日期：2026-09-05（</w:t>
+      </w:r>
+      <w:r>
+        <w:rPr>
+          <w:b/>
+          <w:bCs/>
+        </w:rPr>
+        <w:t xml:space="preserve">v3.6 </w:t>
       </w:r>
       <w:r>
         <w:rPr>
@@ -162,13 +198,142 @@
         <w:t xml:space="preserve">：PPT1</w:t>
       </w:r>
       <w:r>
+        <w:t xml:space="preserve"> = 53 </w:t>
+      </w:r>
+      <w:r>
+        <w:rPr>
+          <w:rFonts w:hint="eastAsia"/>
+        </w:rPr>
+        <w:t xml:space="preserve">页；</w:t>
+      </w:r>
+      <w:r>
+        <w:rPr>
+          <w:b/>
+          <w:bCs/>
+        </w:rPr>
+        <w:t xml:space="preserve">v3.6 </w:t>
+      </w:r>
+      <w:r>
+        <w:rPr>
+          <w:rFonts w:hint="eastAsia"/>
+          <w:b/>
+          <w:bCs/>
+        </w:rPr>
+        <w:t xml:space="preserve">小白动手闭环</w:t>
+      </w:r>
+      <w:r>
+        <w:rPr>
+          <w:rFonts w:hint="eastAsia"/>
+        </w:rPr>
+        <w:t xml:space="preserve">——新</w:t>
+      </w:r>
+      <w:r>
+        <w:t xml:space="preserve"> P33 </w:t>
+      </w:r>
+      <w:r>
+        <w:rPr>
+          <w:rFonts w:hint="eastAsia"/>
+        </w:rPr>
+        <w:t xml:space="preserve">你的前</w:t>
+      </w:r>
+      <w:r>
+        <w:t xml:space="preserve"> 3 </w:t>
+      </w:r>
+      <w:r>
+        <w:rPr>
+          <w:rFonts w:hint="eastAsia"/>
+        </w:rPr>
+        <w:t xml:space="preserve">句话</w:t>
+      </w:r>
+      <w:r>
+        <w:t xml:space="preserve"> + P2 </w:t>
+      </w:r>
+      <w:r>
+        <w:rPr>
+          <w:rFonts w:hint="eastAsia"/>
+        </w:rPr>
+        <w:t xml:space="preserve">名词</w:t>
+      </w:r>
+      <w:r>
+        <w:t xml:space="preserve"> 22 </w:t>
+      </w:r>
+      <w:r>
+        <w:rPr>
+          <w:rFonts w:hint="eastAsia"/>
+        </w:rPr>
+        <w:t xml:space="preserve">词</w:t>
+      </w:r>
+      <w:r>
+        <w:t xml:space="preserve"> + P16 </w:t>
+      </w:r>
+      <w:r>
+        <w:rPr>
+          <w:rFonts w:hint="eastAsia"/>
+        </w:rPr>
+        <w:t xml:space="preserve">它不记得你</w:t>
+      </w:r>
+      <w:r>
+        <w:t xml:space="preserve"> + P23 </w:t>
+      </w:r>
+      <w:r>
+        <w:rPr>
+          <w:rFonts w:hint="eastAsia"/>
+        </w:rPr>
+        <w:t xml:space="preserve">改稿</w:t>
+      </w:r>
+      <w:r>
+        <w:t xml:space="preserve"> 5 </w:t>
+      </w:r>
+      <w:r>
+        <w:rPr>
+          <w:rFonts w:hint="eastAsia"/>
+        </w:rPr>
+        <w:t xml:space="preserve">句</w:t>
+      </w:r>
+      <w:r>
+        <w:t xml:space="preserve"> + P50 </w:t>
+      </w:r>
+      <w:r>
+        <w:rPr>
+          <w:rFonts w:hint="eastAsia"/>
+        </w:rPr>
+        <w:t xml:space="preserve">失望谷/Week1</w:t>
+      </w:r>
+      <w:r>
+        <w:t xml:space="preserve"> + P25 </w:t>
+      </w:r>
+      <w:r>
+        <w:rPr>
+          <w:rFonts w:hint="eastAsia"/>
+        </w:rPr>
+        <w:t xml:space="preserve">练习去重</w:t>
+      </w:r>
+      <w:r>
+        <w:t xml:space="preserve"> + </w:t>
+      </w:r>
+      <w:r>
+        <w:rPr>
+          <w:rFonts w:hint="eastAsia"/>
+        </w:rPr>
+        <w:t xml:space="preserve">修</w:t>
+      </w:r>
+      <w:r>
+        <w:t xml:space="preserve"> 5 </w:t>
+      </w:r>
+      <w:r>
+        <w:rPr>
+          <w:rFonts w:hint="eastAsia"/>
+        </w:rPr>
+        <w:t xml:space="preserve">处破损图。v3.5（PPT1</w:t>
+      </w:r>
+      <w:r>
         <w:t xml:space="preserve"> = 52 </w:t>
       </w:r>
       <w:r>
         <w:rPr>
           <w:rFonts w:hint="eastAsia"/>
         </w:rPr>
-        <w:t xml:space="preserve">页；</w:t>
+        <w:t xml:space="preserve">页）；</w:t>
       </w:r>
       <w:r>
         <w:rPr>
@@ -1402,7 +1567,7 @@
         <w:t xml:space="preserve">15min（含</w:t>
       </w:r>
       <w:r>
-        <w:t xml:space="preserve"> P50 </w:t>
+        <w:t xml:space="preserve"> P51 </w:t>
       </w:r>
       <w:r>
         <w:rPr>
@@ -1674,7 +1839,7 @@
         <w:rPr>
           <w:rFonts w:hint="eastAsia"/>
         </w:rPr>
-        <w:t xml:space="preserve">P34，照讲义逐字稿执行）：发一句话任务</w:t>
+        <w:t xml:space="preserve">P35，照讲义逐字稿执行）：发一句话任务</w:t>
       </w:r>
       <w:r>
         <w:t xml:space="preserve"> → </w:t>
@@ -1801,7 +1966,7 @@
         <w:rPr>
           <w:rFonts w:hint="eastAsia"/>
         </w:rPr>
-        <w:t xml:space="preserve">条素养自查清单（P51），差哪项课后补；P50</w:t>
+        <w:t xml:space="preserve">条素养自查清单（P52），差哪项课后补；P51</w:t>
       </w:r>
       <w:r>
         <w:t xml:space="preserve"> </w:t>
@@ -2591,7 +2756,7 @@
           <w:b/>
           <w:bCs/>
         </w:rPr>
-        <w:t xml:space="preserve">52 </w:t>
+        <w:t xml:space="preserve">53 </w:t>
       </w:r>
       <w:r>
         <w:rPr>
@@ -2606,7 +2771,7 @@
           <w:b/>
           <w:bCs/>
         </w:rPr>
-        <w:t xml:space="preserve"> v3.0</w:t>
+        <w:t xml:space="preserve"> v3.6</w:t>
       </w:r>
       <w:r>
         <w:rPr>
@@ -2691,6 +2856,24 @@
         <w:t xml:space="preserve">卡</w:t>
       </w:r>
       <w:r>
+        <w:t xml:space="preserve"> / P33 </w:t>
+      </w:r>
+      <w:r>
+        <w:rPr>
+          <w:rFonts w:hint="eastAsia"/>
+        </w:rPr>
+        <w:t xml:space="preserve">你的前</w:t>
+      </w:r>
+      <w:r>
+        <w:t xml:space="preserve"> 3 </w:t>
+      </w:r>
+      <w:r>
+        <w:rPr>
+          <w:rFonts w:hint="eastAsia"/>
+        </w:rPr>
+        <w:t xml:space="preserve">句话</w:t>
+      </w:r>
+      <w:r>
         <w:t xml:space="preserve"> / P28 </w:t>
       </w:r>
       <w:r>
@@ -2718,7 +2901,7 @@
         <w:t xml:space="preserve">成本</w:t>
       </w:r>
       <w:r>
-        <w:t xml:space="preserve"> / P44 </w:t>
+        <w:t xml:space="preserve"> / P45 </w:t>
       </w:r>
       <w:r>
         <w:rPr>
@@ -2727,7 +2910,7 @@
         <w:t xml:space="preserve">诈骗防身</w:t>
       </w:r>
       <w:r>
-        <w:t xml:space="preserve"> / P45 </w:t>
+        <w:t xml:space="preserve"> / P46 </w:t>
       </w:r>
       <w:r>
         <w:rPr>
@@ -2736,7 +2919,7 @@
         <w:t xml:space="preserve">验证四步</w:t>
       </w:r>
       <w:r>
-        <w:t xml:space="preserve"> / P50 </w:t>
+        <w:t xml:space="preserve"> / P51 </w:t>
       </w:r>
       <w:r>
         <w:rPr>
@@ -2775,7 +2958,7 @@
         <w:rPr>
           <w:rFonts w:hint="eastAsia"/>
         </w:rPr>
-        <w:t xml:space="preserve">v3.2（</w:t>
+        <w:t xml:space="preserve">v3.6（</w:t>
       </w:r>
       <w:r>
         <w:rPr>
@@ -2800,13 +2983,49 @@
         <w:t xml:space="preserve">速查卡（含</w:t>
       </w:r>
       <w:r>
-        <w:t xml:space="preserve"> 12 </w:t>
-      </w:r>
-      <w:r>
-        <w:rPr>
-          <w:rFonts w:hint="eastAsia"/>
-        </w:rPr>
-        <w:t xml:space="preserve">词表，打印/电子版，随课发放）</w:t>
+        <w:t xml:space="preserve"> 22 </w:t>
+      </w:r>
+      <w:r>
+        <w:rPr>
+          <w:rFonts w:hint="eastAsia"/>
+        </w:rPr>
+        <w:t xml:space="preserve">词表</w:t>
+      </w:r>
+      <w:r>
+        <w:t xml:space="preserve"> + </w:t>
+      </w:r>
+      <w:r>
+        <w:rPr>
+          <w:rFonts w:hint="eastAsia"/>
+        </w:rPr>
+        <w:t xml:space="preserve">前</w:t>
+      </w:r>
+      <w:r>
+        <w:t xml:space="preserve"> 3 </w:t>
+      </w:r>
+      <w:r>
+        <w:rPr>
+          <w:rFonts w:hint="eastAsia"/>
+        </w:rPr>
+        <w:t xml:space="preserve">句话/改稿</w:t>
+      </w:r>
+      <w:r>
+        <w:t xml:space="preserve"> 5 </w:t>
+      </w:r>
+      <w:r>
+        <w:rPr>
+          <w:rFonts w:hint="eastAsia"/>
+        </w:rPr>
+        <w:t xml:space="preserve">句/Week</w:t>
+      </w:r>
+      <w:r>
+        <w:t xml:space="preserve"> 1 </w:t>
+      </w:r>
+      <w:r>
+        <w:rPr>
+          <w:rFonts w:hint="eastAsia"/>
+        </w:rPr>
+        <w:t xml:space="preserve">七天，打印/电子版，随课发放）</w:t>
       </w:r>
     </w:p>
     <w:p>
